--- a/modelli/758/758_1PG10.docx
+++ b/modelli/758/758_1PG10.docx
@@ -1,23 +1,23 @@
 
 <file path=word/document.xml><?xml version="1.0" encoding="utf-8"?>
-<w:document xmlns:o="urn:schemas-microsoft-com:office:office" xmlns:r="http://schemas.openxmlformats.org/officeDocument/2006/relationships" xmlns:v="urn:schemas-microsoft-com:vml" xmlns:w="http://schemas.openxmlformats.org/wordprocessingml/2006/main" xmlns:w10="urn:schemas-microsoft-com:office:word" xmlns:wp="http://schemas.openxmlformats.org/drawingml/2006/wordprocessingDrawing" xmlns:wps="http://schemas.microsoft.com/office/word/2010/wordprocessingShape" xmlns:wpg="http://schemas.microsoft.com/office/word/2010/wordprocessingGroup" xmlns:mc="http://schemas.openxmlformats.org/markup-compatibility/2006" xmlns:wp14="http://schemas.microsoft.com/office/word/2010/wordprocessingDrawing" xmlns:w14="http://schemas.microsoft.com/office/word/2010/wordml" xmlns:w15="http://schemas.microsoft.com/office/word/2012/wordml" mc:Ignorable="w14 wp14 w15">
+<w:document xmlns:o="urn:schemas-microsoft-com:office:office" xmlns:r="http://schemas.openxmlformats.org/officeDocument/2006/relationships" xmlns:v="urn:schemas-microsoft-com:vml" xmlns:w="http://schemas.openxmlformats.org/wordprocessingml/2006/main" xmlns:w10="urn:schemas-microsoft-com:office:word" xmlns:wp="http://schemas.openxmlformats.org/drawingml/2006/wordprocessingDrawing" xmlns:pic="http://schemas.openxmlformats.org/drawingml/2006/picture" xmlns:wps="http://schemas.microsoft.com/office/word/2010/wordprocessingShape" xmlns:wpg="http://schemas.microsoft.com/office/word/2010/wordprocessingGroup" xmlns:mc="http://schemas.openxmlformats.org/markup-compatibility/2006" xmlns:wp14="http://schemas.microsoft.com/office/word/2010/wordprocessingDrawing" xmlns:w14="http://schemas.microsoft.com/office/word/2010/wordml" xmlns:w15="http://schemas.microsoft.com/office/word/2012/wordml" mc:Ignorable="w14 wp14 w15">
   <w:body>
     <w:tbl>
       <w:tblPr>
         <w:tblW w:w="9638" w:type="dxa"/>
-        <w:jc w:val="left"/>
+        <w:jc w:val="start"/>
         <w:tblInd w:w="0" w:type="dxa"/>
         <w:tblLayout w:type="fixed"/>
         <w:tblCellMar>
           <w:top w:w="57" w:type="dxa"/>
-          <w:left w:w="57" w:type="dxa"/>
+          <w:start w:w="57" w:type="dxa"/>
           <w:bottom w:w="57" w:type="dxa"/>
-          <w:right w:w="57" w:type="dxa"/>
+          <w:end w:w="57" w:type="dxa"/>
         </w:tblCellMar>
       </w:tblPr>
       <w:tblGrid>
         <w:gridCol w:w="4818"/>
-        <w:gridCol w:w="4819"/>
+        <w:gridCol w:w="4820"/>
       </w:tblGrid>
       <w:tr>
         <w:trPr/>
@@ -43,7 +43,7 @@
                 <wp:inline distT="0" distB="0" distL="0" distR="0">
                   <wp:extent cx="1798955" cy="822960"/>
                   <wp:effectExtent l="0" t="0" r="0" b="0"/>
-                  <wp:docPr id="1" name="Immagine1" descr=""/>
+                  <wp:docPr id="1" name="Immagine1"/>
                   <wp:cNvGraphicFramePr>
                     <a:graphicFrameLocks xmlns:a="http://schemas.openxmlformats.org/drawingml/2006/main" noChangeAspect="1"/>
                   </wp:cNvGraphicFramePr>
@@ -51,7 +51,7 @@
                     <a:graphicData uri="http://schemas.openxmlformats.org/drawingml/2006/picture">
                       <pic:pic xmlns:pic="http://schemas.openxmlformats.org/drawingml/2006/picture">
                         <pic:nvPicPr>
-                          <pic:cNvPr id="1" name="Immagine1" descr=""/>
+                          <pic:cNvPr id="1" name="Immagine1"/>
                           <pic:cNvPicPr>
                             <a:picLocks noChangeAspect="1" noChangeArrowheads="1"/>
                           </pic:cNvPicPr>
@@ -71,6 +71,7 @@
                           <a:prstGeom prst="rect">
                             <a:avLst/>
                           </a:prstGeom>
+                          <a:noFill/>
                         </pic:spPr>
                       </pic:pic>
                     </a:graphicData>
@@ -155,33 +156,33 @@
             </w:r>
             <w:r>
               <w:rPr>
+                <w:rFonts w:ascii="Arial" w:hAnsi="Arial"/>
                 <w:caps/>
                 <w:sz w:val="20"/>
+              </w:rPr>
+              <w:instrText xml:space="preserve"> MERGEFIELD $NOME_COMANDO </w:instrText>
+            </w:r>
+            <w:r>
+              <w:rPr>
                 <w:rFonts w:ascii="Arial" w:hAnsi="Arial"/>
-              </w:rPr>
-              <w:instrText xml:space="preserve"> MERGEFIELD $NOME_COMANDO </w:instrText>
-            </w:r>
-            <w:r>
-              <w:rPr>
                 <w:caps/>
                 <w:sz w:val="20"/>
+              </w:rPr>
+              <w:fldChar w:fldCharType="separate"/>
+            </w:r>
+            <w:r>
+              <w:rPr>
                 <w:rFonts w:ascii="Arial" w:hAnsi="Arial"/>
-              </w:rPr>
-              <w:fldChar w:fldCharType="separate"/>
-            </w:r>
-            <w:r>
-              <w:rPr>
                 <w:caps/>
                 <w:sz w:val="20"/>
+              </w:rPr>
+              <w:t>&lt;$NOME_COMANDO&gt;</w:t>
+            </w:r>
+            <w:r>
+              <w:rPr>
                 <w:rFonts w:ascii="Arial" w:hAnsi="Arial"/>
-              </w:rPr>
-              <w:t>&lt;$NOME_COMANDO&gt;</w:t>
-            </w:r>
-            <w:r>
-              <w:rPr>
                 <w:caps/>
                 <w:sz w:val="20"/>
-                <w:rFonts w:ascii="Arial" w:hAnsi="Arial"/>
               </w:rPr>
               <w:fldChar w:fldCharType="end"/>
             </w:r>
@@ -229,7 +230,6 @@
               <w:rPr>
                 <w:rFonts w:ascii="Arial" w:hAnsi="Arial"/>
                 <w:i/>
-                <w:i/>
                 <w:iCs/>
                 <w:sz w:val="20"/>
                 <w:szCs w:val="20"/>
@@ -256,41 +256,41 @@
             </w:r>
             <w:r>
               <w:rPr>
+                <w:i/>
+                <w:iCs/>
                 <w:caps/>
                 <w:sz w:val="20"/>
+                <w:szCs w:val="20"/>
+              </w:rPr>
+              <w:instrText xml:space="preserve"> MERGEFIELD $NOME_COMANDO </w:instrText>
+            </w:r>
+            <w:r>
+              <w:rPr>
                 <w:i/>
-                <w:szCs w:val="20"/>
                 <w:iCs/>
-              </w:rPr>
-              <w:instrText xml:space="preserve"> MERGEFIELD $NOME_COMANDO </w:instrText>
-            </w:r>
-            <w:r>
-              <w:rPr>
                 <w:caps/>
                 <w:sz w:val="20"/>
+                <w:szCs w:val="20"/>
+              </w:rPr>
+              <w:fldChar w:fldCharType="separate"/>
+            </w:r>
+            <w:r>
+              <w:rPr>
                 <w:i/>
-                <w:szCs w:val="20"/>
                 <w:iCs/>
-              </w:rPr>
-              <w:fldChar w:fldCharType="separate"/>
-            </w:r>
-            <w:r>
-              <w:rPr>
                 <w:caps/>
                 <w:sz w:val="20"/>
+                <w:szCs w:val="20"/>
+              </w:rPr>
+              <w:t>&lt;$NOME_COMANDO&gt;</w:t>
+            </w:r>
+            <w:r>
+              <w:rPr>
                 <w:i/>
-                <w:szCs w:val="20"/>
                 <w:iCs/>
-              </w:rPr>
-              <w:t>&lt;$NOME_COMANDO&gt;</w:t>
-            </w:r>
-            <w:r>
-              <w:rPr>
                 <w:caps/>
                 <w:sz w:val="20"/>
-                <w:i/>
                 <w:szCs w:val="20"/>
-                <w:iCs/>
               </w:rPr>
               <w:fldChar w:fldCharType="end"/>
             </w:r>
@@ -307,7 +307,7 @@
         </w:tc>
         <w:tc>
           <w:tcPr>
-            <w:tcW w:w="4819" w:type="dxa"/>
+            <w:tcW w:w="4820" w:type="dxa"/>
             <w:tcBorders/>
             <w:vAlign w:val="center"/>
           </w:tcPr>
@@ -427,7 +427,7 @@
             <w:pPr>
               <w:pStyle w:val="Normal"/>
               <w:widowControl w:val="false"/>
-              <w:jc w:val="right"/>
+              <w:jc w:val="end"/>
               <w:rPr/>
             </w:pPr>
             <w:r>
@@ -438,7 +438,7 @@
         </w:tc>
         <w:tc>
           <w:tcPr>
-            <w:tcW w:w="4819" w:type="dxa"/>
+            <w:tcW w:w="4820" w:type="dxa"/>
             <w:tcBorders/>
             <w:vAlign w:val="center"/>
           </w:tcPr>
@@ -450,7 +450,7 @@
             </w:pPr>
             <w:r>
               <w:rPr>
-                <w:rStyle w:val="DatistampaunioneEG"/>
+                <w:rStyle w:val="datistampaunioneEG"/>
               </w:rPr>
               <w:t>…</w:t>
             </w:r>
@@ -460,7 +460,7 @@
     </w:tbl>
     <w:p>
       <w:pPr>
-        <w:pStyle w:val="TextBody"/>
+        <w:pStyle w:val="BodyText"/>
         <w:rPr/>
       </w:pPr>
       <w:r>
@@ -470,19 +470,19 @@
     <w:tbl>
       <w:tblPr>
         <w:tblW w:w="9638" w:type="dxa"/>
-        <w:jc w:val="left"/>
+        <w:jc w:val="start"/>
         <w:tblInd w:w="0" w:type="dxa"/>
         <w:tblLayout w:type="fixed"/>
         <w:tblCellMar>
           <w:top w:w="57" w:type="dxa"/>
-          <w:left w:w="57" w:type="dxa"/>
+          <w:start w:w="57" w:type="dxa"/>
           <w:bottom w:w="57" w:type="dxa"/>
-          <w:right w:w="57" w:type="dxa"/>
+          <w:end w:w="57" w:type="dxa"/>
         </w:tblCellMar>
       </w:tblPr>
       <w:tblGrid>
         <w:gridCol w:w="1134"/>
-        <w:gridCol w:w="8503"/>
+        <w:gridCol w:w="8504"/>
       </w:tblGrid>
       <w:tr>
         <w:trPr>
@@ -500,7 +500,6 @@
               <w:widowControl w:val="false"/>
               <w:rPr>
                 <w:b/>
-                <w:b/>
                 <w:bCs/>
               </w:rPr>
             </w:pPr>
@@ -512,7 +511,7 @@
         </w:tc>
         <w:tc>
           <w:tcPr>
-            <w:tcW w:w="8503" w:type="dxa"/>
+            <w:tcW w:w="8504" w:type="dxa"/>
             <w:tcBorders/>
           </w:tcPr>
           <w:p>
@@ -540,7 +539,7 @@
     </w:tbl>
     <w:p>
       <w:pPr>
-        <w:pStyle w:val="TextBody"/>
+        <w:pStyle w:val="BodyText"/>
         <w:rPr/>
       </w:pPr>
       <w:r>
@@ -549,7 +548,7 @@
     </w:p>
     <w:p>
       <w:pPr>
-        <w:pStyle w:val="TextBody"/>
+        <w:pStyle w:val="BodyText"/>
         <w:rPr/>
       </w:pPr>
       <w:r>
@@ -558,7 +557,7 @@
       </w:r>
       <w:r>
         <w:rPr>
-          <w:rStyle w:val="DatistampaunioneEG"/>
+          <w:rStyle w:val="datistampaunioneEG"/>
         </w:rPr>
         <w:t>…</w:t>
       </w:r>
@@ -568,7 +567,7 @@
       </w:r>
       <w:r>
         <w:rPr>
-          <w:rStyle w:val="DatistampaunioneEG"/>
+          <w:rStyle w:val="datistampaunioneEG"/>
         </w:rPr>
         <w:t>…</w:t>
       </w:r>
@@ -579,45 +578,57 @@
       <w:hyperlink r:id="rId3">
         <w:r>
           <w:rPr>
-            <w:rStyle w:val="InternetLink"/>
+            <w:rStyle w:val="Hyperlink"/>
           </w:rPr>
-          <w:t>poliziagiudiziaria.</w:t>
+          <w:t>com.upg.</w:t>
         </w:r>
         <w:r>
           <w:rPr>
-            <w:rStyle w:val="InternetLink"/>
+            <w:rStyle w:val="Hyperlink"/>
           </w:rPr>
           <w:fldChar w:fldCharType="begin"/>
         </w:r>
         <w:r>
           <w:rPr>
-            <w:rStyle w:val="InternetLink"/>
+            <w:rStyle w:val="Hyperlink"/>
           </w:rPr>
           <w:instrText xml:space="preserve"> MERGEFIELD $NOME_COMANDO </w:instrText>
         </w:r>
         <w:r>
           <w:rPr>
-            <w:rStyle w:val="InternetLink"/>
+            <w:rStyle w:val="Hyperlink"/>
           </w:rPr>
           <w:fldChar w:fldCharType="separate"/>
         </w:r>
         <w:r>
           <w:rPr>
-            <w:rStyle w:val="InternetLink"/>
+            <w:rStyle w:val="Hyperlink"/>
           </w:rPr>
           <w:t>&lt;$NOME_COMANDO&gt;</w:t>
         </w:r>
         <w:r>
           <w:rPr>
-            <w:rStyle w:val="InternetLink"/>
+            <w:rStyle w:val="Hyperlink"/>
           </w:rPr>
           <w:fldChar w:fldCharType="end"/>
         </w:r>
         <w:r>
           <w:rPr>
-            <w:rStyle w:val="InternetLink"/>
+            <w:rStyle w:val="Hyperlink"/>
           </w:rPr>
-          <w:t>@vigilfuoco.it</w:t>
+          <w:t>@</w:t>
+        </w:r>
+        <w:r>
+          <w:rPr>
+            <w:rStyle w:val="Hyperlink"/>
+          </w:rPr>
+          <w:t>cert.</w:t>
+        </w:r>
+        <w:r>
+          <w:rPr>
+            <w:rStyle w:val="Hyperlink"/>
+          </w:rPr>
+          <w:t>vigilfuoco.it</w:t>
         </w:r>
       </w:hyperlink>
       <w:r>
@@ -626,7 +637,7 @@
       </w:r>
       <w:r>
         <w:rPr>
-          <w:rStyle w:val="DatistampaunioneEG"/>
+          <w:rStyle w:val="datistampaunioneEG"/>
         </w:rPr>
         <w:t xml:space="preserve">… </w:t>
       </w:r>
@@ -648,13 +659,13 @@
     </w:p>
     <w:p>
       <w:pPr>
-        <w:pStyle w:val="TextBody"/>
+        <w:pStyle w:val="BodyText"/>
         <w:rPr/>
       </w:pPr>
       <w:r>
         <w:fldChar w:fldCharType="begin">
           <w:ffData>
-            <w:name w:val=""/>
+            <w:name w:val="Bookmark"/>
             <w:enabled/>
             <w:calcOnExit w:val="0"/>
             <w:checkBox>
@@ -671,8 +682,8 @@
         <w:rPr/>
         <w:fldChar w:fldCharType="separate"/>
       </w:r>
-      <w:bookmarkStart w:id="0" w:name="__Fieldmark__320_3324825410"/>
-      <w:bookmarkStart w:id="1" w:name="__Fieldmark__320_3324825410"/>
+      <w:bookmarkStart w:id="0" w:name="Bookmark"/>
+      <w:bookmarkStart w:id="1" w:name="Bookmark"/>
       <w:bookmarkEnd w:id="1"/>
       <w:r>
         <w:rPr/>
@@ -681,21 +692,22 @@
         <w:rPr/>
         <w:fldChar w:fldCharType="end"/>
       </w:r>
-      <w:bookmarkStart w:id="2" w:name="__Fieldmark__3519_1567828996"/>
-      <w:bookmarkStart w:id="3" w:name="__Fieldmark__248_2693835526"/>
-      <w:bookmarkStart w:id="4" w:name="__Fieldmark__1915_157343631912"/>
-      <w:bookmarkStart w:id="5" w:name="__Fieldmark__3187_4027006556142"/>
-      <w:bookmarkStart w:id="6" w:name="__Fieldmark__386_2821530281142"/>
-      <w:bookmarkStart w:id="7" w:name="__Fieldmark__384_1921254028142"/>
-      <w:bookmarkStart w:id="8" w:name="__Fieldmark__455_3742610724142"/>
+      <w:bookmarkStart w:id="2" w:name="__Fieldmark__2237_596711006"/>
+      <w:bookmarkStart w:id="3" w:name="__Fieldmark__263_1567828996"/>
+      <w:bookmarkStart w:id="4" w:name="__Fieldmark__2189_3080693665"/>
+      <w:bookmarkStart w:id="5" w:name="__Fieldmark__475_210068352012"/>
+      <w:bookmarkStart w:id="6" w:name="__Fieldmark__1195_3080693665"/>
+      <w:bookmarkStart w:id="7" w:name="__Fieldmark__5278_297777066412"/>
+      <w:bookmarkStart w:id="8" w:name="__Fieldmark__2918_1921254028142"/>
       <w:bookmarkStart w:id="9" w:name="__Fieldmark__3160_1585666245142"/>
-      <w:bookmarkStart w:id="10" w:name="__Fieldmark__2918_1921254028142"/>
-      <w:bookmarkStart w:id="11" w:name="__Fieldmark__5278_297777066412"/>
-      <w:bookmarkStart w:id="12" w:name="__Fieldmark__1195_3080693665"/>
-      <w:bookmarkStart w:id="13" w:name="__Fieldmark__475_210068352012"/>
-      <w:bookmarkStart w:id="14" w:name="__Fieldmark__2189_3080693665"/>
-      <w:bookmarkStart w:id="15" w:name="__Fieldmark__263_1567828996"/>
-      <w:bookmarkStart w:id="16" w:name="__Fieldmark__2237_596711006"/>
+      <w:bookmarkStart w:id="10" w:name="__Fieldmark__455_3742610724142"/>
+      <w:bookmarkStart w:id="11" w:name="__Fieldmark__384_1921254028142"/>
+      <w:bookmarkStart w:id="12" w:name="__Fieldmark__386_2821530281142"/>
+      <w:bookmarkStart w:id="13" w:name="__Fieldmark__3187_4027006556142"/>
+      <w:bookmarkStart w:id="14" w:name="__Fieldmark__1915_157343631912"/>
+      <w:bookmarkStart w:id="15" w:name="__Fieldmark__248_2693835526"/>
+      <w:bookmarkStart w:id="16" w:name="__Fieldmark__3519_1567828996"/>
+      <w:bookmarkStart w:id="17" w:name="__Fieldmark__320_3324825410"/>
       <w:bookmarkEnd w:id="2"/>
       <w:bookmarkEnd w:id="3"/>
       <w:bookmarkEnd w:id="4"/>
@@ -711,9 +723,10 @@
       <w:bookmarkEnd w:id="14"/>
       <w:bookmarkEnd w:id="15"/>
       <w:bookmarkEnd w:id="16"/>
-      <w:r>
-        <w:rPr>
-          <w:rStyle w:val="DatistampaunioneEG"/>
+      <w:bookmarkEnd w:id="17"/>
+      <w:r>
+        <w:rPr>
+          <w:rStyle w:val="datistampaunioneEG"/>
           <w:sz w:val="24"/>
           <w:szCs w:val="24"/>
         </w:rPr>
@@ -721,13 +734,13 @@
       </w:r>
       <w:r>
         <w:rPr>
-          <w:rStyle w:val="DatistampaunioneEG"/>
+          <w:rStyle w:val="datistampaunioneEG"/>
         </w:rPr>
         <w:t xml:space="preserve">Documenti e atti da cui si evinca il soggetto individuato come </w:t>
       </w:r>
       <w:r>
         <w:rPr>
-          <w:rStyle w:val="DatistampaunioneEG"/>
+          <w:rStyle w:val="datistampaunioneEG"/>
           <w:b/>
           <w:bCs/>
         </w:rPr>
@@ -735,20 +748,20 @@
       </w:r>
       <w:r>
         <w:rPr>
-          <w:rStyle w:val="DatistampaunioneEG"/>
+          <w:rStyle w:val="datistampaunioneEG"/>
         </w:rPr>
         <w:t xml:space="preserve"> ex decreto legislativo 81/08 dell’attività oggetto di sopralluogo.</w:t>
       </w:r>
     </w:p>
     <w:p>
       <w:pPr>
-        <w:pStyle w:val="TextBody"/>
+        <w:pStyle w:val="BodyText"/>
         <w:rPr/>
       </w:pPr>
       <w:r>
         <w:fldChar w:fldCharType="begin">
           <w:ffData>
-            <w:name w:val=""/>
+            <w:name w:val="Copia Bookmark 1"/>
             <w:enabled/>
             <w:calcOnExit w:val="0"/>
             <w:checkBox>
@@ -765,9 +778,9 @@
         <w:rPr/>
         <w:fldChar w:fldCharType="separate"/>
       </w:r>
-      <w:bookmarkStart w:id="17" w:name="__Fieldmark__373_3324825410"/>
-      <w:bookmarkStart w:id="18" w:name="__Fieldmark__373_3324825410"/>
-      <w:bookmarkEnd w:id="18"/>
+      <w:bookmarkStart w:id="18" w:name="Copia_Bookmark_1"/>
+      <w:bookmarkStart w:id="19" w:name="Copia_Bookmark_1"/>
+      <w:bookmarkEnd w:id="19"/>
       <w:r>
         <w:rPr/>
       </w:r>
@@ -775,22 +788,22 @@
         <w:rPr/>
         <w:fldChar w:fldCharType="end"/>
       </w:r>
-      <w:bookmarkStart w:id="19" w:name="__Fieldmark__3566_1567828996"/>
-      <w:bookmarkStart w:id="20" w:name="__Fieldmark__289_2693835526"/>
-      <w:bookmarkStart w:id="21" w:name="__Fieldmark__3187_40270065561422"/>
-      <w:bookmarkStart w:id="22" w:name="__Fieldmark__384_19212540281422"/>
-      <w:bookmarkStart w:id="23" w:name="__Fieldmark__386_28215302811422"/>
-      <w:bookmarkStart w:id="24" w:name="__Fieldmark__5278_2977770664122"/>
-      <w:bookmarkStart w:id="25" w:name="__Fieldmark__1915_1573436319122"/>
-      <w:bookmarkStart w:id="26" w:name="__Fieldmark__455_37426107241422"/>
-      <w:bookmarkStart w:id="27" w:name="__Fieldmark__3160_15856662451422"/>
-      <w:bookmarkStart w:id="28" w:name="__Fieldmark__475_2100683520122"/>
-      <w:bookmarkStart w:id="29" w:name="__Fieldmark__1239_3080693665"/>
-      <w:bookmarkStart w:id="30" w:name="__Fieldmark__2918_19212540281422"/>
-      <w:bookmarkStart w:id="31" w:name="__Fieldmark__2231_3080693665"/>
-      <w:bookmarkStart w:id="32" w:name="__Fieldmark__307_1567828996"/>
-      <w:bookmarkStart w:id="33" w:name="__Fieldmark__2287_596711006"/>
-      <w:bookmarkEnd w:id="19"/>
+      <w:bookmarkStart w:id="20" w:name="__Fieldmark__2287_596711006"/>
+      <w:bookmarkStart w:id="21" w:name="__Fieldmark__307_1567828996"/>
+      <w:bookmarkStart w:id="22" w:name="__Fieldmark__2231_3080693665"/>
+      <w:bookmarkStart w:id="23" w:name="__Fieldmark__2918_19212540281422"/>
+      <w:bookmarkStart w:id="24" w:name="__Fieldmark__1239_3080693665"/>
+      <w:bookmarkStart w:id="25" w:name="__Fieldmark__475_2100683520122"/>
+      <w:bookmarkStart w:id="26" w:name="__Fieldmark__3160_15856662451422"/>
+      <w:bookmarkStart w:id="27" w:name="__Fieldmark__455_37426107241422"/>
+      <w:bookmarkStart w:id="28" w:name="__Fieldmark__1915_1573436319122"/>
+      <w:bookmarkStart w:id="29" w:name="__Fieldmark__5278_2977770664122"/>
+      <w:bookmarkStart w:id="30" w:name="__Fieldmark__386_28215302811422"/>
+      <w:bookmarkStart w:id="31" w:name="__Fieldmark__384_19212540281422"/>
+      <w:bookmarkStart w:id="32" w:name="__Fieldmark__3187_40270065561422"/>
+      <w:bookmarkStart w:id="33" w:name="__Fieldmark__289_2693835526"/>
+      <w:bookmarkStart w:id="34" w:name="__Fieldmark__3566_1567828996"/>
+      <w:bookmarkStart w:id="35" w:name="__Fieldmark__373_3324825410"/>
       <w:bookmarkEnd w:id="20"/>
       <w:bookmarkEnd w:id="21"/>
       <w:bookmarkEnd w:id="22"/>
@@ -805,9 +818,11 @@
       <w:bookmarkEnd w:id="31"/>
       <w:bookmarkEnd w:id="32"/>
       <w:bookmarkEnd w:id="33"/>
-      <w:r>
-        <w:rPr>
-          <w:rStyle w:val="DatistampaunioneEG"/>
+      <w:bookmarkEnd w:id="34"/>
+      <w:bookmarkEnd w:id="35"/>
+      <w:r>
+        <w:rPr>
+          <w:rStyle w:val="datistampaunioneEG"/>
           <w:sz w:val="24"/>
           <w:szCs w:val="24"/>
         </w:rPr>
@@ -815,13 +830,13 @@
       </w:r>
       <w:r>
         <w:rPr>
-          <w:rStyle w:val="DatistampaunioneEG"/>
+          <w:rStyle w:val="datistampaunioneEG"/>
         </w:rPr>
         <w:t xml:space="preserve">Documenti ed atti da cui si evinca il soggetto designato come </w:t>
       </w:r>
       <w:r>
         <w:rPr>
-          <w:rStyle w:val="DatistampaunioneEG"/>
+          <w:rStyle w:val="datistampaunioneEG"/>
           <w:b/>
           <w:bCs/>
         </w:rPr>
@@ -829,20 +844,20 @@
       </w:r>
       <w:r>
         <w:rPr>
-          <w:rStyle w:val="DatistampaunioneEG"/>
+          <w:rStyle w:val="datistampaunioneEG"/>
         </w:rPr>
         <w:t xml:space="preserve"> delegato dal datore di lavoro ex decreto legislativo 81/08 dell’attività oggetto di sopralluogo e relativa delega di funzioni.</w:t>
       </w:r>
     </w:p>
     <w:p>
       <w:pPr>
-        <w:pStyle w:val="TextBody"/>
+        <w:pStyle w:val="BodyText"/>
         <w:rPr/>
       </w:pPr>
       <w:r>
         <w:fldChar w:fldCharType="begin">
           <w:ffData>
-            <w:name w:val=""/>
+            <w:name w:val="Copia Bookmark 2"/>
             <w:enabled/>
             <w:calcOnExit w:val="0"/>
             <w:checkBox>
@@ -859,9 +874,9 @@
         <w:rPr/>
         <w:fldChar w:fldCharType="separate"/>
       </w:r>
-      <w:bookmarkStart w:id="34" w:name="__Fieldmark__426_3324825410"/>
-      <w:bookmarkStart w:id="35" w:name="__Fieldmark__426_3324825410"/>
-      <w:bookmarkEnd w:id="35"/>
+      <w:bookmarkStart w:id="36" w:name="Copia_Bookmark_2"/>
+      <w:bookmarkStart w:id="37" w:name="Copia_Bookmark_2"/>
+      <w:bookmarkEnd w:id="37"/>
       <w:r>
         <w:rPr/>
       </w:r>
@@ -869,23 +884,22 @@
         <w:rPr/>
         <w:fldChar w:fldCharType="end"/>
       </w:r>
-      <w:bookmarkStart w:id="36" w:name="__Fieldmark__3613_1567828996"/>
-      <w:bookmarkStart w:id="37" w:name="__Fieldmark__330_2693835526"/>
-      <w:bookmarkStart w:id="38" w:name="__Fieldmark__475_21006835201"/>
-      <w:bookmarkStart w:id="39" w:name="__Fieldmark__455_374261072414"/>
-      <w:bookmarkStart w:id="40" w:name="__Fieldmark__386_282153028114"/>
-      <w:bookmarkStart w:id="41" w:name="__Fieldmark__2918_192125402814"/>
-      <w:bookmarkStart w:id="42" w:name="__Fieldmark__3160_158566624514"/>
-      <w:bookmarkStart w:id="43" w:name="__Fieldmark__3187_402700655614"/>
+      <w:bookmarkStart w:id="38" w:name="__Fieldmark__2337_596711006"/>
+      <w:bookmarkStart w:id="39" w:name="__Fieldmark__351_1567828996"/>
+      <w:bookmarkStart w:id="40" w:name="__Fieldmark__2274_3080693665"/>
+      <w:bookmarkStart w:id="41" w:name="__Fieldmark__5278_29777706641"/>
+      <w:bookmarkStart w:id="42" w:name="__Fieldmark__1151_3080693665"/>
+      <w:bookmarkStart w:id="43" w:name="__Fieldmark__384_192125402814"/>
       <w:bookmarkStart w:id="44" w:name="__Fieldmark__1915_15734363191"/>
-      <w:bookmarkStart w:id="45" w:name="__Fieldmark__384_192125402814"/>
-      <w:bookmarkStart w:id="46" w:name="__Fieldmark__1151_3080693665"/>
-      <w:bookmarkStart w:id="47" w:name="__Fieldmark__5278_29777706641"/>
-      <w:bookmarkStart w:id="48" w:name="__Fieldmark__2274_3080693665"/>
-      <w:bookmarkStart w:id="49" w:name="__Fieldmark__351_1567828996"/>
-      <w:bookmarkStart w:id="50" w:name="__Fieldmark__2337_596711006"/>
-      <w:bookmarkEnd w:id="36"/>
-      <w:bookmarkEnd w:id="37"/>
+      <w:bookmarkStart w:id="45" w:name="__Fieldmark__3187_402700655614"/>
+      <w:bookmarkStart w:id="46" w:name="__Fieldmark__3160_158566624514"/>
+      <w:bookmarkStart w:id="47" w:name="__Fieldmark__2918_192125402814"/>
+      <w:bookmarkStart w:id="48" w:name="__Fieldmark__386_282153028114"/>
+      <w:bookmarkStart w:id="49" w:name="__Fieldmark__455_374261072414"/>
+      <w:bookmarkStart w:id="50" w:name="__Fieldmark__475_21006835201"/>
+      <w:bookmarkStart w:id="51" w:name="__Fieldmark__330_2693835526"/>
+      <w:bookmarkStart w:id="52" w:name="__Fieldmark__3613_1567828996"/>
+      <w:bookmarkStart w:id="53" w:name="__Fieldmark__426_3324825410"/>
       <w:bookmarkEnd w:id="38"/>
       <w:bookmarkEnd w:id="39"/>
       <w:bookmarkEnd w:id="40"/>
@@ -899,9 +913,12 @@
       <w:bookmarkEnd w:id="48"/>
       <w:bookmarkEnd w:id="49"/>
       <w:bookmarkEnd w:id="50"/>
-      <w:r>
-        <w:rPr>
-          <w:rStyle w:val="DatistampaunioneEG"/>
+      <w:bookmarkEnd w:id="51"/>
+      <w:bookmarkEnd w:id="52"/>
+      <w:bookmarkEnd w:id="53"/>
+      <w:r>
+        <w:rPr>
+          <w:rStyle w:val="datistampaunioneEG"/>
           <w:sz w:val="24"/>
           <w:szCs w:val="24"/>
         </w:rPr>
@@ -909,13 +926,13 @@
       </w:r>
       <w:r>
         <w:rPr>
-          <w:rStyle w:val="DatistampaunioneEG"/>
+          <w:rStyle w:val="datistampaunioneEG"/>
         </w:rPr>
         <w:t xml:space="preserve">Documenti e atti da cui si evinca il soggetto che, in ragione delle competenze professionali e dei poteri gerarchici e funzionali adeguati alla natura dell’incarico conferitogli, sia individuato come </w:t>
       </w:r>
       <w:r>
         <w:rPr>
-          <w:rStyle w:val="DatistampaunioneEG"/>
+          <w:rStyle w:val="datistampaunioneEG"/>
           <w:b/>
           <w:bCs/>
           <w:i w:val="false"/>
@@ -925,20 +942,20 @@
       </w:r>
       <w:r>
         <w:rPr>
-          <w:rStyle w:val="DatistampaunioneEG"/>
+          <w:rStyle w:val="datistampaunioneEG"/>
         </w:rPr>
         <w:t xml:space="preserve"> della sicurezza antincendio dell’attività oggetto di sopralluogo.</w:t>
       </w:r>
     </w:p>
     <w:p>
       <w:pPr>
-        <w:pStyle w:val="TextBody"/>
+        <w:pStyle w:val="BodyText"/>
         <w:rPr/>
       </w:pPr>
       <w:r>
         <w:fldChar w:fldCharType="begin">
           <w:ffData>
-            <w:name w:val=""/>
+            <w:name w:val="Copia Bookmark 3"/>
             <w:enabled/>
             <w:calcOnExit w:val="0"/>
             <w:checkBox>
@@ -955,9 +972,9 @@
         <w:rPr/>
         <w:fldChar w:fldCharType="separate"/>
       </w:r>
-      <w:bookmarkStart w:id="51" w:name="__Fieldmark__479_3324825410"/>
-      <w:bookmarkStart w:id="52" w:name="__Fieldmark__479_3324825410"/>
-      <w:bookmarkEnd w:id="52"/>
+      <w:bookmarkStart w:id="54" w:name="Copia_Bookmark_3"/>
+      <w:bookmarkStart w:id="55" w:name="Copia_Bookmark_3"/>
+      <w:bookmarkEnd w:id="55"/>
       <w:r>
         <w:rPr/>
       </w:r>
@@ -965,24 +982,22 @@
         <w:rPr/>
         <w:fldChar w:fldCharType="end"/>
       </w:r>
-      <w:bookmarkStart w:id="53" w:name="__Fieldmark__3660_1567828996"/>
-      <w:bookmarkStart w:id="54" w:name="__Fieldmark__371_2693835526"/>
-      <w:bookmarkStart w:id="55" w:name="__Fieldmark__475_210068352013"/>
-      <w:bookmarkStart w:id="56" w:name="__Fieldmark__455_3742610724143"/>
-      <w:bookmarkStart w:id="57" w:name="__Fieldmark__386_2821530281143"/>
-      <w:bookmarkStart w:id="58" w:name="__Fieldmark__2918_1921254028143"/>
-      <w:bookmarkStart w:id="59" w:name="__Fieldmark__3160_1585666245143"/>
-      <w:bookmarkStart w:id="60" w:name="__Fieldmark__3187_4027006556143"/>
-      <w:bookmarkStart w:id="61" w:name="__Fieldmark__1915_157343631913"/>
-      <w:bookmarkStart w:id="62" w:name="__Fieldmark__384_1921254028143"/>
-      <w:bookmarkStart w:id="63" w:name="__Fieldmark__1151_30806936651"/>
-      <w:bookmarkStart w:id="64" w:name="__Fieldmark__5278_297777066413"/>
-      <w:bookmarkStart w:id="65" w:name="__Fieldmark__2392_3080693665"/>
-      <w:bookmarkStart w:id="66" w:name="__Fieldmark__395_1567828996"/>
-      <w:bookmarkStart w:id="67" w:name="__Fieldmark__2387_596711006"/>
-      <w:bookmarkEnd w:id="53"/>
-      <w:bookmarkEnd w:id="54"/>
-      <w:bookmarkEnd w:id="55"/>
+      <w:bookmarkStart w:id="56" w:name="__Fieldmark__2387_596711006"/>
+      <w:bookmarkStart w:id="57" w:name="__Fieldmark__395_1567828996"/>
+      <w:bookmarkStart w:id="58" w:name="__Fieldmark__2392_3080693665"/>
+      <w:bookmarkStart w:id="59" w:name="__Fieldmark__5278_297777066413"/>
+      <w:bookmarkStart w:id="60" w:name="__Fieldmark__1151_30806936651"/>
+      <w:bookmarkStart w:id="61" w:name="__Fieldmark__384_1921254028143"/>
+      <w:bookmarkStart w:id="62" w:name="__Fieldmark__1915_157343631913"/>
+      <w:bookmarkStart w:id="63" w:name="__Fieldmark__3187_4027006556143"/>
+      <w:bookmarkStart w:id="64" w:name="__Fieldmark__3160_1585666245143"/>
+      <w:bookmarkStart w:id="65" w:name="__Fieldmark__2918_1921254028143"/>
+      <w:bookmarkStart w:id="66" w:name="__Fieldmark__386_2821530281143"/>
+      <w:bookmarkStart w:id="67" w:name="__Fieldmark__455_3742610724143"/>
+      <w:bookmarkStart w:id="68" w:name="__Fieldmark__475_210068352013"/>
+      <w:bookmarkStart w:id="69" w:name="__Fieldmark__371_2693835526"/>
+      <w:bookmarkStart w:id="70" w:name="__Fieldmark__3660_1567828996"/>
+      <w:bookmarkStart w:id="71" w:name="__Fieldmark__479_3324825410"/>
       <w:bookmarkEnd w:id="56"/>
       <w:bookmarkEnd w:id="57"/>
       <w:bookmarkEnd w:id="58"/>
@@ -995,9 +1010,13 @@
       <w:bookmarkEnd w:id="65"/>
       <w:bookmarkEnd w:id="66"/>
       <w:bookmarkEnd w:id="67"/>
-      <w:r>
-        <w:rPr>
-          <w:rStyle w:val="DatistampaunioneEG"/>
+      <w:bookmarkEnd w:id="68"/>
+      <w:bookmarkEnd w:id="69"/>
+      <w:bookmarkEnd w:id="70"/>
+      <w:bookmarkEnd w:id="71"/>
+      <w:r>
+        <w:rPr>
+          <w:rStyle w:val="datistampaunioneEG"/>
           <w:sz w:val="24"/>
           <w:szCs w:val="24"/>
         </w:rPr>
@@ -1005,13 +1024,13 @@
       </w:r>
       <w:r>
         <w:rPr>
-          <w:rStyle w:val="DatistampaunioneEG"/>
+          <w:rStyle w:val="datistampaunioneEG"/>
         </w:rPr>
         <w:t>Documenti e atti da cui si evinca la designazione dell’</w:t>
       </w:r>
       <w:r>
         <w:rPr>
-          <w:rStyle w:val="DatistampaunioneEG"/>
+          <w:rStyle w:val="datistampaunioneEG"/>
           <w:b/>
           <w:bCs/>
         </w:rPr>
@@ -1019,20 +1038,20 @@
       </w:r>
       <w:r>
         <w:rPr>
-          <w:rStyle w:val="DatistampaunioneEG"/>
+          <w:rStyle w:val="datistampaunioneEG"/>
         </w:rPr>
         <w:t>.</w:t>
       </w:r>
     </w:p>
     <w:p>
       <w:pPr>
-        <w:pStyle w:val="TextBody"/>
+        <w:pStyle w:val="BodyText"/>
         <w:rPr/>
       </w:pPr>
       <w:r>
         <w:fldChar w:fldCharType="begin">
           <w:ffData>
-            <w:name w:val=""/>
+            <w:name w:val="Copia Bookmark 4"/>
             <w:enabled/>
             <w:calcOnExit w:val="0"/>
             <w:checkBox>
@@ -1049,9 +1068,9 @@
         <w:rPr/>
         <w:fldChar w:fldCharType="separate"/>
       </w:r>
-      <w:bookmarkStart w:id="68" w:name="__Fieldmark__530_3324825410"/>
-      <w:bookmarkStart w:id="69" w:name="__Fieldmark__530_3324825410"/>
-      <w:bookmarkEnd w:id="69"/>
+      <w:bookmarkStart w:id="72" w:name="Copia_Bookmark_4"/>
+      <w:bookmarkStart w:id="73" w:name="Copia_Bookmark_4"/>
+      <w:bookmarkEnd w:id="73"/>
       <w:r>
         <w:rPr/>
       </w:r>
@@ -1059,25 +1078,22 @@
         <w:rPr/>
         <w:fldChar w:fldCharType="end"/>
       </w:r>
-      <w:bookmarkStart w:id="70" w:name="__Fieldmark__3705_1567828996"/>
-      <w:bookmarkStart w:id="71" w:name="__Fieldmark__413_2693835526"/>
-      <w:bookmarkStart w:id="72" w:name="__Fieldmark__1172_3080693665"/>
-      <w:bookmarkStart w:id="73" w:name="__Fieldmark__3160_1585666245141"/>
-      <w:bookmarkStart w:id="74" w:name="__Fieldmark__384_1921254028141"/>
-      <w:bookmarkStart w:id="75" w:name="__Fieldmark__2918_1921254028141"/>
-      <w:bookmarkStart w:id="76" w:name="__Fieldmark__386_2821530281141"/>
-      <w:bookmarkStart w:id="77" w:name="__Fieldmark__475_210068352011"/>
-      <w:bookmarkStart w:id="78" w:name="__Fieldmark__5278_297777066411"/>
+      <w:bookmarkStart w:id="74" w:name="__Fieldmark__2435_596711006"/>
+      <w:bookmarkStart w:id="75" w:name="__Fieldmark__437_1567828996"/>
+      <w:bookmarkStart w:id="76" w:name="__Fieldmark__2314_3080693665"/>
+      <w:bookmarkStart w:id="77" w:name="__Fieldmark__3187_4027006556141"/>
+      <w:bookmarkStart w:id="78" w:name="__Fieldmark__455_3742610724141"/>
       <w:bookmarkStart w:id="79" w:name="__Fieldmark__1915_157343631911"/>
-      <w:bookmarkStart w:id="80" w:name="__Fieldmark__455_3742610724141"/>
-      <w:bookmarkStart w:id="81" w:name="__Fieldmark__3187_4027006556141"/>
-      <w:bookmarkStart w:id="82" w:name="__Fieldmark__2314_3080693665"/>
-      <w:bookmarkStart w:id="83" w:name="__Fieldmark__437_1567828996"/>
-      <w:bookmarkStart w:id="84" w:name="__Fieldmark__2435_596711006"/>
-      <w:bookmarkEnd w:id="70"/>
-      <w:bookmarkEnd w:id="71"/>
-      <w:bookmarkEnd w:id="72"/>
-      <w:bookmarkEnd w:id="73"/>
+      <w:bookmarkStart w:id="80" w:name="__Fieldmark__5278_297777066411"/>
+      <w:bookmarkStart w:id="81" w:name="__Fieldmark__475_210068352011"/>
+      <w:bookmarkStart w:id="82" w:name="__Fieldmark__386_2821530281141"/>
+      <w:bookmarkStart w:id="83" w:name="__Fieldmark__2918_1921254028141"/>
+      <w:bookmarkStart w:id="84" w:name="__Fieldmark__384_1921254028141"/>
+      <w:bookmarkStart w:id="85" w:name="__Fieldmark__3160_1585666245141"/>
+      <w:bookmarkStart w:id="86" w:name="__Fieldmark__1172_3080693665"/>
+      <w:bookmarkStart w:id="87" w:name="__Fieldmark__413_2693835526"/>
+      <w:bookmarkStart w:id="88" w:name="__Fieldmark__3705_1567828996"/>
+      <w:bookmarkStart w:id="89" w:name="__Fieldmark__530_3324825410"/>
       <w:bookmarkEnd w:id="74"/>
       <w:bookmarkEnd w:id="75"/>
       <w:bookmarkEnd w:id="76"/>
@@ -1089,9 +1105,14 @@
       <w:bookmarkEnd w:id="82"/>
       <w:bookmarkEnd w:id="83"/>
       <w:bookmarkEnd w:id="84"/>
-      <w:r>
-        <w:rPr>
-          <w:rStyle w:val="DatistampaunioneEG"/>
+      <w:bookmarkEnd w:id="85"/>
+      <w:bookmarkEnd w:id="86"/>
+      <w:bookmarkEnd w:id="87"/>
+      <w:bookmarkEnd w:id="88"/>
+      <w:bookmarkEnd w:id="89"/>
+      <w:r>
+        <w:rPr>
+          <w:rStyle w:val="datistampaunioneEG"/>
           <w:sz w:val="24"/>
           <w:szCs w:val="24"/>
         </w:rPr>
@@ -1099,20 +1120,20 @@
       </w:r>
       <w:r>
         <w:rPr>
-          <w:rStyle w:val="DatistampaunioneEG"/>
+          <w:rStyle w:val="datistampaunioneEG"/>
         </w:rPr>
         <w:t>Copia del documento di identità e codice fiscale dei soggetti sopra indicati.</w:t>
       </w:r>
     </w:p>
     <w:p>
       <w:pPr>
-        <w:pStyle w:val="TextBody"/>
+        <w:pStyle w:val="BodyText"/>
         <w:rPr/>
       </w:pPr>
       <w:r>
         <w:fldChar w:fldCharType="begin">
           <w:ffData>
-            <w:name w:val=""/>
+            <w:name w:val="Copia Bookmark 5"/>
             <w:enabled/>
             <w:calcOnExit w:val="0"/>
             <w:checkBox>
@@ -1129,9 +1150,9 @@
         <w:rPr/>
         <w:fldChar w:fldCharType="separate"/>
       </w:r>
-      <w:bookmarkStart w:id="85" w:name="__Fieldmark__70_3324825410"/>
-      <w:bookmarkStart w:id="86" w:name="__Fieldmark__70_3324825410"/>
-      <w:bookmarkEnd w:id="86"/>
+      <w:bookmarkStart w:id="90" w:name="Copia_Bookmark_5"/>
+      <w:bookmarkStart w:id="91" w:name="Copia_Bookmark_5"/>
+      <w:bookmarkEnd w:id="91"/>
       <w:r>
         <w:rPr/>
       </w:r>
@@ -1139,26 +1160,22 @@
         <w:rPr/>
         <w:fldChar w:fldCharType="end"/>
       </w:r>
-      <w:bookmarkStart w:id="87" w:name="__Fieldmark__3299_1567828996"/>
-      <w:bookmarkStart w:id="88" w:name="__Fieldmark__58_2693835526"/>
-      <w:bookmarkStart w:id="89" w:name="__Fieldmark__384_19212540281423"/>
-      <w:bookmarkStart w:id="90" w:name="__Fieldmark__3187_40270065561423"/>
-      <w:bookmarkStart w:id="91" w:name="__Fieldmark__2918_19212540281423"/>
-      <w:bookmarkStart w:id="92" w:name="__Fieldmark__386_28215302811423"/>
-      <w:bookmarkStart w:id="93" w:name="__Fieldmark__3160_15856662451423"/>
-      <w:bookmarkStart w:id="94" w:name="__Fieldmark__1915_1573436319123"/>
-      <w:bookmarkStart w:id="95" w:name="__Fieldmark__5278_2977770664123"/>
-      <w:bookmarkStart w:id="96" w:name="__Fieldmark__475_2100683520123"/>
-      <w:bookmarkStart w:id="97" w:name="__Fieldmark__1260_3080693665"/>
-      <w:bookmarkStart w:id="98" w:name="__Fieldmark__455_37426107241423"/>
-      <w:bookmarkStart w:id="99" w:name="__Fieldmark__2013_3080693665"/>
-      <w:bookmarkStart w:id="100" w:name="__Fieldmark__58_1567828996"/>
-      <w:bookmarkStart w:id="101" w:name="__Fieldmark__2002_596711006"/>
-      <w:bookmarkEnd w:id="87"/>
-      <w:bookmarkEnd w:id="88"/>
-      <w:bookmarkEnd w:id="89"/>
-      <w:bookmarkEnd w:id="90"/>
-      <w:bookmarkEnd w:id="91"/>
+      <w:bookmarkStart w:id="92" w:name="__Fieldmark__2002_596711006"/>
+      <w:bookmarkStart w:id="93" w:name="__Fieldmark__58_1567828996"/>
+      <w:bookmarkStart w:id="94" w:name="__Fieldmark__2013_3080693665"/>
+      <w:bookmarkStart w:id="95" w:name="__Fieldmark__455_37426107241423"/>
+      <w:bookmarkStart w:id="96" w:name="__Fieldmark__1260_3080693665"/>
+      <w:bookmarkStart w:id="97" w:name="__Fieldmark__475_2100683520123"/>
+      <w:bookmarkStart w:id="98" w:name="__Fieldmark__5278_2977770664123"/>
+      <w:bookmarkStart w:id="99" w:name="__Fieldmark__1915_1573436319123"/>
+      <w:bookmarkStart w:id="100" w:name="__Fieldmark__3160_15856662451423"/>
+      <w:bookmarkStart w:id="101" w:name="__Fieldmark__386_28215302811423"/>
+      <w:bookmarkStart w:id="102" w:name="__Fieldmark__2918_19212540281423"/>
+      <w:bookmarkStart w:id="103" w:name="__Fieldmark__3187_40270065561423"/>
+      <w:bookmarkStart w:id="104" w:name="__Fieldmark__384_19212540281423"/>
+      <w:bookmarkStart w:id="105" w:name="__Fieldmark__58_2693835526"/>
+      <w:bookmarkStart w:id="106" w:name="__Fieldmark__3299_1567828996"/>
+      <w:bookmarkStart w:id="107" w:name="__Fieldmark__70_3324825410"/>
       <w:bookmarkEnd w:id="92"/>
       <w:bookmarkEnd w:id="93"/>
       <w:bookmarkEnd w:id="94"/>
@@ -1169,22 +1186,28 @@
       <w:bookmarkEnd w:id="99"/>
       <w:bookmarkEnd w:id="100"/>
       <w:bookmarkEnd w:id="101"/>
-      <w:r>
-        <w:rPr>
-          <w:rStyle w:val="DatistampaunioneEG"/>
+      <w:bookmarkEnd w:id="102"/>
+      <w:bookmarkEnd w:id="103"/>
+      <w:bookmarkEnd w:id="104"/>
+      <w:bookmarkEnd w:id="105"/>
+      <w:bookmarkEnd w:id="106"/>
+      <w:bookmarkEnd w:id="107"/>
+      <w:r>
+        <w:rPr>
+          <w:rStyle w:val="datistampaunioneEG"/>
         </w:rPr>
         <w:t xml:space="preserve"> Documento di valutazione del rischio (DVR).</w:t>
       </w:r>
     </w:p>
     <w:p>
       <w:pPr>
-        <w:pStyle w:val="TextBody"/>
+        <w:pStyle w:val="BodyText"/>
         <w:rPr/>
       </w:pPr>
       <w:r>
         <w:fldChar w:fldCharType="begin">
           <w:ffData>
-            <w:name w:val=""/>
+            <w:name w:val="Copia Bookmark 6"/>
             <w:enabled/>
             <w:calcOnExit w:val="0"/>
             <w:checkBox>
@@ -1201,9 +1224,9 @@
         <w:rPr/>
         <w:fldChar w:fldCharType="separate"/>
       </w:r>
-      <w:bookmarkStart w:id="102" w:name="__Fieldmark__120_3324825410"/>
-      <w:bookmarkStart w:id="103" w:name="__Fieldmark__120_3324825410"/>
-      <w:bookmarkEnd w:id="103"/>
+      <w:bookmarkStart w:id="108" w:name="Copia_Bookmark_6"/>
+      <w:bookmarkStart w:id="109" w:name="Copia_Bookmark_6"/>
+      <w:bookmarkEnd w:id="109"/>
       <w:r>
         <w:rPr/>
       </w:r>
@@ -1211,27 +1234,22 @@
         <w:rPr/>
         <w:fldChar w:fldCharType="end"/>
       </w:r>
-      <w:bookmarkStart w:id="104" w:name="__Fieldmark__3343_1567828996"/>
-      <w:bookmarkStart w:id="105" w:name="__Fieldmark__96_2693835526"/>
-      <w:bookmarkStart w:id="106" w:name="__Fieldmark__475_21006835201233"/>
-      <w:bookmarkStart w:id="107" w:name="__Fieldmark__2918_192125402814233"/>
-      <w:bookmarkStart w:id="108" w:name="__Fieldmark__3187_402700655614233"/>
-      <w:bookmarkStart w:id="109" w:name="__Fieldmark__384_192125402814233"/>
-      <w:bookmarkStart w:id="110" w:name="__Fieldmark__3160_158566624514233"/>
-      <w:bookmarkStart w:id="111" w:name="__Fieldmark__386_282153028114233"/>
-      <w:bookmarkStart w:id="112" w:name="__Fieldmark__5278_29777706641233"/>
-      <w:bookmarkStart w:id="113" w:name="__Fieldmark__455_374261072414233"/>
+      <w:bookmarkStart w:id="110" w:name="__Fieldmark__2049_596711006"/>
+      <w:bookmarkStart w:id="111" w:name="__Fieldmark__99_1567828996"/>
+      <w:bookmarkStart w:id="112" w:name="__Fieldmark__2048_3080693665"/>
+      <w:bookmarkStart w:id="113" w:name="__Fieldmark__1915_15734363191233"/>
       <w:bookmarkStart w:id="114" w:name="__Fieldmark__1334_3080693665"/>
-      <w:bookmarkStart w:id="115" w:name="__Fieldmark__1915_15734363191233"/>
-      <w:bookmarkStart w:id="116" w:name="__Fieldmark__2048_3080693665"/>
-      <w:bookmarkStart w:id="117" w:name="__Fieldmark__99_1567828996"/>
-      <w:bookmarkStart w:id="118" w:name="__Fieldmark__2049_596711006"/>
-      <w:bookmarkEnd w:id="104"/>
-      <w:bookmarkEnd w:id="105"/>
-      <w:bookmarkEnd w:id="106"/>
-      <w:bookmarkEnd w:id="107"/>
-      <w:bookmarkEnd w:id="108"/>
-      <w:bookmarkEnd w:id="109"/>
+      <w:bookmarkStart w:id="115" w:name="__Fieldmark__455_374261072414233"/>
+      <w:bookmarkStart w:id="116" w:name="__Fieldmark__5278_29777706641233"/>
+      <w:bookmarkStart w:id="117" w:name="__Fieldmark__386_282153028114233"/>
+      <w:bookmarkStart w:id="118" w:name="__Fieldmark__3160_158566624514233"/>
+      <w:bookmarkStart w:id="119" w:name="__Fieldmark__384_192125402814233"/>
+      <w:bookmarkStart w:id="120" w:name="__Fieldmark__3187_402700655614233"/>
+      <w:bookmarkStart w:id="121" w:name="__Fieldmark__2918_192125402814233"/>
+      <w:bookmarkStart w:id="122" w:name="__Fieldmark__475_21006835201233"/>
+      <w:bookmarkStart w:id="123" w:name="__Fieldmark__96_2693835526"/>
+      <w:bookmarkStart w:id="124" w:name="__Fieldmark__3343_1567828996"/>
+      <w:bookmarkStart w:id="125" w:name="__Fieldmark__120_3324825410"/>
       <w:bookmarkEnd w:id="110"/>
       <w:bookmarkEnd w:id="111"/>
       <w:bookmarkEnd w:id="112"/>
@@ -1241,22 +1259,29 @@
       <w:bookmarkEnd w:id="116"/>
       <w:bookmarkEnd w:id="117"/>
       <w:bookmarkEnd w:id="118"/>
-      <w:r>
-        <w:rPr>
-          <w:rStyle w:val="DatistampaunioneEG"/>
+      <w:bookmarkEnd w:id="119"/>
+      <w:bookmarkEnd w:id="120"/>
+      <w:bookmarkEnd w:id="121"/>
+      <w:bookmarkEnd w:id="122"/>
+      <w:bookmarkEnd w:id="123"/>
+      <w:bookmarkEnd w:id="124"/>
+      <w:bookmarkEnd w:id="125"/>
+      <w:r>
+        <w:rPr>
+          <w:rStyle w:val="datistampaunioneEG"/>
         </w:rPr>
         <w:t xml:space="preserve"> Piano di emergenza.</w:t>
       </w:r>
     </w:p>
     <w:p>
       <w:pPr>
-        <w:pStyle w:val="TextBody"/>
+        <w:pStyle w:val="BodyText"/>
         <w:rPr/>
       </w:pPr>
       <w:r>
         <w:fldChar w:fldCharType="begin">
           <w:ffData>
-            <w:name w:val=""/>
+            <w:name w:val="Copia Bookmark 7"/>
             <w:enabled/>
             <w:calcOnExit w:val="0"/>
             <w:checkBox>
@@ -1273,9 +1298,9 @@
         <w:rPr/>
         <w:fldChar w:fldCharType="separate"/>
       </w:r>
-      <w:bookmarkStart w:id="119" w:name="__Fieldmark__170_3324825410"/>
-      <w:bookmarkStart w:id="120" w:name="__Fieldmark__170_3324825410"/>
-      <w:bookmarkEnd w:id="120"/>
+      <w:bookmarkStart w:id="126" w:name="Copia_Bookmark_7"/>
+      <w:bookmarkStart w:id="127" w:name="Copia_Bookmark_7"/>
+      <w:bookmarkEnd w:id="127"/>
       <w:r>
         <w:rPr/>
       </w:r>
@@ -1283,28 +1308,22 @@
         <w:rPr/>
         <w:fldChar w:fldCharType="end"/>
       </w:r>
-      <w:bookmarkStart w:id="121" w:name="__Fieldmark__3387_1567828996"/>
-      <w:bookmarkStart w:id="122" w:name="__Fieldmark__134_2693835526"/>
-      <w:bookmarkStart w:id="123" w:name="__Fieldmark__3187_402700655614234"/>
-      <w:bookmarkStart w:id="124" w:name="__Fieldmark__384_192125402814234"/>
-      <w:bookmarkStart w:id="125" w:name="__Fieldmark__2918_192125402814234"/>
-      <w:bookmarkStart w:id="126" w:name="__Fieldmark__455_374261072414234"/>
-      <w:bookmarkStart w:id="127" w:name="__Fieldmark__475_21006835201234"/>
-      <w:bookmarkStart w:id="128" w:name="__Fieldmark__3160_158566624514234"/>
-      <w:bookmarkStart w:id="129" w:name="__Fieldmark__1915_15734363191234"/>
-      <w:bookmarkStart w:id="130" w:name="__Fieldmark__5278_29777706641234"/>
-      <w:bookmarkStart w:id="131" w:name="__Fieldmark__386_282153028114234"/>
-      <w:bookmarkStart w:id="132" w:name="__Fieldmark__1344_3080693665"/>
-      <w:bookmarkStart w:id="133" w:name="__Fieldmark__2083_3080693665"/>
-      <w:bookmarkStart w:id="134" w:name="__Fieldmark__140_1567828996"/>
-      <w:bookmarkStart w:id="135" w:name="__Fieldmark__2096_596711006"/>
-      <w:bookmarkEnd w:id="121"/>
-      <w:bookmarkEnd w:id="122"/>
-      <w:bookmarkEnd w:id="123"/>
-      <w:bookmarkEnd w:id="124"/>
-      <w:bookmarkEnd w:id="125"/>
-      <w:bookmarkEnd w:id="126"/>
-      <w:bookmarkEnd w:id="127"/>
+      <w:bookmarkStart w:id="128" w:name="__Fieldmark__2096_596711006"/>
+      <w:bookmarkStart w:id="129" w:name="__Fieldmark__140_1567828996"/>
+      <w:bookmarkStart w:id="130" w:name="__Fieldmark__2083_3080693665"/>
+      <w:bookmarkStart w:id="131" w:name="__Fieldmark__1344_3080693665"/>
+      <w:bookmarkStart w:id="132" w:name="__Fieldmark__386_282153028114234"/>
+      <w:bookmarkStart w:id="133" w:name="__Fieldmark__5278_29777706641234"/>
+      <w:bookmarkStart w:id="134" w:name="__Fieldmark__1915_15734363191234"/>
+      <w:bookmarkStart w:id="135" w:name="__Fieldmark__3160_158566624514234"/>
+      <w:bookmarkStart w:id="136" w:name="__Fieldmark__475_21006835201234"/>
+      <w:bookmarkStart w:id="137" w:name="__Fieldmark__455_374261072414234"/>
+      <w:bookmarkStart w:id="138" w:name="__Fieldmark__2918_192125402814234"/>
+      <w:bookmarkStart w:id="139" w:name="__Fieldmark__384_192125402814234"/>
+      <w:bookmarkStart w:id="140" w:name="__Fieldmark__3187_402700655614234"/>
+      <w:bookmarkStart w:id="141" w:name="__Fieldmark__134_2693835526"/>
+      <w:bookmarkStart w:id="142" w:name="__Fieldmark__3387_1567828996"/>
+      <w:bookmarkStart w:id="143" w:name="__Fieldmark__170_3324825410"/>
       <w:bookmarkEnd w:id="128"/>
       <w:bookmarkEnd w:id="129"/>
       <w:bookmarkEnd w:id="130"/>
@@ -1313,22 +1332,30 @@
       <w:bookmarkEnd w:id="133"/>
       <w:bookmarkEnd w:id="134"/>
       <w:bookmarkEnd w:id="135"/>
-      <w:r>
-        <w:rPr>
-          <w:rStyle w:val="DatistampaunioneEG"/>
+      <w:bookmarkEnd w:id="136"/>
+      <w:bookmarkEnd w:id="137"/>
+      <w:bookmarkEnd w:id="138"/>
+      <w:bookmarkEnd w:id="139"/>
+      <w:bookmarkEnd w:id="140"/>
+      <w:bookmarkEnd w:id="141"/>
+      <w:bookmarkEnd w:id="142"/>
+      <w:bookmarkEnd w:id="143"/>
+      <w:r>
+        <w:rPr>
+          <w:rStyle w:val="datistampaunioneEG"/>
         </w:rPr>
         <w:t xml:space="preserve"> Documento unico di valutazione dei rischi da interferenza (DUVRI).</w:t>
       </w:r>
     </w:p>
     <w:p>
       <w:pPr>
-        <w:pStyle w:val="TextBody"/>
+        <w:pStyle w:val="BodyText"/>
         <w:rPr/>
       </w:pPr>
       <w:r>
         <w:fldChar w:fldCharType="begin">
           <w:ffData>
-            <w:name w:val=""/>
+            <w:name w:val="Copia Bookmark 8"/>
             <w:enabled/>
             <w:calcOnExit w:val="0"/>
             <w:checkBox>
@@ -1345,9 +1372,9 @@
         <w:rPr/>
         <w:fldChar w:fldCharType="separate"/>
       </w:r>
-      <w:bookmarkStart w:id="136" w:name="__Fieldmark__220_3324825410"/>
-      <w:bookmarkStart w:id="137" w:name="__Fieldmark__220_3324825410"/>
-      <w:bookmarkEnd w:id="137"/>
+      <w:bookmarkStart w:id="144" w:name="Copia_Bookmark_8"/>
+      <w:bookmarkStart w:id="145" w:name="Copia_Bookmark_8"/>
+      <w:bookmarkEnd w:id="145"/>
       <w:r>
         <w:rPr/>
       </w:r>
@@ -1355,29 +1382,22 @@
         <w:rPr/>
         <w:fldChar w:fldCharType="end"/>
       </w:r>
-      <w:bookmarkStart w:id="138" w:name="__Fieldmark__3431_1567828996"/>
-      <w:bookmarkStart w:id="139" w:name="__Fieldmark__172_2693835526"/>
-      <w:bookmarkStart w:id="140" w:name="__Fieldmark__5278_297777066412341"/>
-      <w:bookmarkStart w:id="141" w:name="__Fieldmark__1915_157343631912341"/>
-      <w:bookmarkStart w:id="142" w:name="__Fieldmark__386_2821530281142341"/>
-      <w:bookmarkStart w:id="143" w:name="__Fieldmark__3160_1585666245142341"/>
-      <w:bookmarkStart w:id="144" w:name="__Fieldmark__384_1921254028142341"/>
-      <w:bookmarkStart w:id="145" w:name="__Fieldmark__455_3742610724142341"/>
-      <w:bookmarkStart w:id="146" w:name="__Fieldmark__2918_1921254028142341"/>
-      <w:bookmarkStart w:id="147" w:name="__Fieldmark__475_210068352012341"/>
-      <w:bookmarkStart w:id="148" w:name="__Fieldmark__1447_3080693665"/>
+      <w:bookmarkStart w:id="146" w:name="__Fieldmark__2143_596711006"/>
+      <w:bookmarkStart w:id="147" w:name="__Fieldmark__181_1567828996"/>
+      <w:bookmarkStart w:id="148" w:name="__Fieldmark__2118_3080693665"/>
       <w:bookmarkStart w:id="149" w:name="__Fieldmark__3187_4027006556142341"/>
-      <w:bookmarkStart w:id="150" w:name="__Fieldmark__2118_3080693665"/>
-      <w:bookmarkStart w:id="151" w:name="__Fieldmark__181_1567828996"/>
-      <w:bookmarkStart w:id="152" w:name="__Fieldmark__2143_596711006"/>
-      <w:bookmarkEnd w:id="138"/>
-      <w:bookmarkEnd w:id="139"/>
-      <w:bookmarkEnd w:id="140"/>
-      <w:bookmarkEnd w:id="141"/>
-      <w:bookmarkEnd w:id="142"/>
-      <w:bookmarkEnd w:id="143"/>
-      <w:bookmarkEnd w:id="144"/>
-      <w:bookmarkEnd w:id="145"/>
+      <w:bookmarkStart w:id="150" w:name="__Fieldmark__1447_3080693665"/>
+      <w:bookmarkStart w:id="151" w:name="__Fieldmark__475_210068352012341"/>
+      <w:bookmarkStart w:id="152" w:name="__Fieldmark__2918_1921254028142341"/>
+      <w:bookmarkStart w:id="153" w:name="__Fieldmark__455_3742610724142341"/>
+      <w:bookmarkStart w:id="154" w:name="__Fieldmark__384_1921254028142341"/>
+      <w:bookmarkStart w:id="155" w:name="__Fieldmark__3160_1585666245142341"/>
+      <w:bookmarkStart w:id="156" w:name="__Fieldmark__386_2821530281142341"/>
+      <w:bookmarkStart w:id="157" w:name="__Fieldmark__1915_157343631912341"/>
+      <w:bookmarkStart w:id="158" w:name="__Fieldmark__5278_297777066412341"/>
+      <w:bookmarkStart w:id="159" w:name="__Fieldmark__172_2693835526"/>
+      <w:bookmarkStart w:id="160" w:name="__Fieldmark__3431_1567828996"/>
+      <w:bookmarkStart w:id="161" w:name="__Fieldmark__220_3324825410"/>
       <w:bookmarkEnd w:id="146"/>
       <w:bookmarkEnd w:id="147"/>
       <w:bookmarkEnd w:id="148"/>
@@ -1385,22 +1405,31 @@
       <w:bookmarkEnd w:id="150"/>
       <w:bookmarkEnd w:id="151"/>
       <w:bookmarkEnd w:id="152"/>
-      <w:r>
-        <w:rPr>
-          <w:rStyle w:val="DatistampaunioneEG"/>
+      <w:bookmarkEnd w:id="153"/>
+      <w:bookmarkEnd w:id="154"/>
+      <w:bookmarkEnd w:id="155"/>
+      <w:bookmarkEnd w:id="156"/>
+      <w:bookmarkEnd w:id="157"/>
+      <w:bookmarkEnd w:id="158"/>
+      <w:bookmarkEnd w:id="159"/>
+      <w:bookmarkEnd w:id="160"/>
+      <w:bookmarkEnd w:id="161"/>
+      <w:r>
+        <w:rPr>
+          <w:rStyle w:val="datistampaunioneEG"/>
         </w:rPr>
         <w:t xml:space="preserve"> Designazione addetti squadra antincendio, relativa attestazione formazione e idoneità antincendio.</w:t>
       </w:r>
     </w:p>
     <w:p>
       <w:pPr>
-        <w:pStyle w:val="TextBody"/>
+        <w:pStyle w:val="BodyText"/>
         <w:rPr/>
       </w:pPr>
       <w:r>
         <w:fldChar w:fldCharType="begin">
           <w:ffData>
-            <w:name w:val=""/>
+            <w:name w:val="Copia Bookmark 9"/>
             <w:enabled/>
             <w:calcOnExit w:val="0"/>
             <w:checkBox>
@@ -1423,9 +1452,9 @@
         </w:rPr>
         <w:fldChar w:fldCharType="separate"/>
       </w:r>
-      <w:bookmarkStart w:id="153" w:name="__Fieldmark__270_3324825410"/>
-      <w:bookmarkStart w:id="154" w:name="__Fieldmark__270_3324825410"/>
-      <w:bookmarkEnd w:id="154"/>
+      <w:bookmarkStart w:id="162" w:name="Copia_Bookmark_9"/>
+      <w:bookmarkStart w:id="163" w:name="Copia_Bookmark_9"/>
+      <w:bookmarkEnd w:id="163"/>
       <w:r>
         <w:rPr>
           <w:sz w:val="24"/>
@@ -1439,39 +1468,41 @@
         </w:rPr>
         <w:fldChar w:fldCharType="end"/>
       </w:r>
-      <w:bookmarkStart w:id="155" w:name="__Fieldmark__3475_1567828996"/>
-      <w:bookmarkStart w:id="156" w:name="__Fieldmark__210_2693835526"/>
-      <w:bookmarkStart w:id="157" w:name="__Fieldmark__3187_40270065561423411"/>
-      <w:bookmarkStart w:id="158" w:name="__Fieldmark__5278_2977770664123411"/>
-      <w:bookmarkStart w:id="159" w:name="__Fieldmark__1915_1573436319123411"/>
-      <w:bookmarkStart w:id="160" w:name="__Fieldmark__386_28215302811423411"/>
-      <w:bookmarkStart w:id="161" w:name="__Fieldmark__3160_15856662451423411"/>
-      <w:bookmarkStart w:id="162" w:name="__Fieldmark__384_19212540281423411"/>
-      <w:bookmarkStart w:id="163" w:name="__Fieldmark__455_37426107241423411"/>
-      <w:bookmarkStart w:id="164" w:name="__Fieldmark__2918_19212540281423411"/>
-      <w:bookmarkStart w:id="165" w:name="__Fieldmark__475_2100683520123411"/>
-      <w:bookmarkStart w:id="166" w:name="__Fieldmark__1468_3080693665"/>
-      <w:bookmarkStart w:id="167" w:name="__Fieldmark__2153_3080693665"/>
-      <w:bookmarkStart w:id="168" w:name="__Fieldmark__222_1567828996"/>
-      <w:bookmarkStart w:id="169" w:name="__Fieldmark__2190_596711006"/>
-      <w:bookmarkEnd w:id="155"/>
-      <w:bookmarkEnd w:id="156"/>
-      <w:bookmarkEnd w:id="157"/>
-      <w:bookmarkEnd w:id="158"/>
-      <w:bookmarkEnd w:id="159"/>
-      <w:bookmarkEnd w:id="160"/>
-      <w:bookmarkEnd w:id="161"/>
-      <w:bookmarkEnd w:id="162"/>
-      <w:bookmarkEnd w:id="163"/>
+      <w:bookmarkStart w:id="164" w:name="__Fieldmark__2190_596711006"/>
+      <w:bookmarkStart w:id="165" w:name="__Fieldmark__222_1567828996"/>
+      <w:bookmarkStart w:id="166" w:name="__Fieldmark__2153_3080693665"/>
+      <w:bookmarkStart w:id="167" w:name="__Fieldmark__1468_3080693665"/>
+      <w:bookmarkStart w:id="168" w:name="__Fieldmark__475_2100683520123411"/>
+      <w:bookmarkStart w:id="169" w:name="__Fieldmark__2918_19212540281423411"/>
+      <w:bookmarkStart w:id="170" w:name="__Fieldmark__455_37426107241423411"/>
+      <w:bookmarkStart w:id="171" w:name="__Fieldmark__384_19212540281423411"/>
+      <w:bookmarkStart w:id="172" w:name="__Fieldmark__3160_15856662451423411"/>
+      <w:bookmarkStart w:id="173" w:name="__Fieldmark__386_28215302811423411"/>
+      <w:bookmarkStart w:id="174" w:name="__Fieldmark__1915_1573436319123411"/>
+      <w:bookmarkStart w:id="175" w:name="__Fieldmark__5278_2977770664123411"/>
+      <w:bookmarkStart w:id="176" w:name="__Fieldmark__3187_40270065561423411"/>
+      <w:bookmarkStart w:id="177" w:name="__Fieldmark__210_2693835526"/>
+      <w:bookmarkStart w:id="178" w:name="__Fieldmark__3475_1567828996"/>
+      <w:bookmarkStart w:id="179" w:name="__Fieldmark__270_3324825410"/>
       <w:bookmarkEnd w:id="164"/>
       <w:bookmarkEnd w:id="165"/>
       <w:bookmarkEnd w:id="166"/>
       <w:bookmarkEnd w:id="167"/>
       <w:bookmarkEnd w:id="168"/>
       <w:bookmarkEnd w:id="169"/>
-      <w:r>
-        <w:rPr>
-          <w:rStyle w:val="DatistampaunioneEG"/>
+      <w:bookmarkEnd w:id="170"/>
+      <w:bookmarkEnd w:id="171"/>
+      <w:bookmarkEnd w:id="172"/>
+      <w:bookmarkEnd w:id="173"/>
+      <w:bookmarkEnd w:id="174"/>
+      <w:bookmarkEnd w:id="175"/>
+      <w:bookmarkEnd w:id="176"/>
+      <w:bookmarkEnd w:id="177"/>
+      <w:bookmarkEnd w:id="178"/>
+      <w:bookmarkEnd w:id="179"/>
+      <w:r>
+        <w:rPr>
+          <w:rStyle w:val="datistampaunioneEG"/>
           <w:sz w:val="24"/>
           <w:szCs w:val="24"/>
         </w:rPr>
@@ -1481,19 +1512,19 @@
     <w:tbl>
       <w:tblPr>
         <w:tblW w:w="9638" w:type="dxa"/>
-        <w:jc w:val="left"/>
+        <w:jc w:val="start"/>
         <w:tblInd w:w="0" w:type="dxa"/>
         <w:tblLayout w:type="fixed"/>
         <w:tblCellMar>
           <w:top w:w="57" w:type="dxa"/>
-          <w:left w:w="57" w:type="dxa"/>
+          <w:start w:w="57" w:type="dxa"/>
           <w:bottom w:w="57" w:type="dxa"/>
-          <w:right w:w="57" w:type="dxa"/>
+          <w:end w:w="57" w:type="dxa"/>
         </w:tblCellMar>
       </w:tblPr>
       <w:tblGrid>
         <w:gridCol w:w="4819"/>
-        <w:gridCol w:w="4818"/>
+        <w:gridCol w:w="4819"/>
       </w:tblGrid>
       <w:tr>
         <w:trPr>
@@ -1518,7 +1549,7 @@
         </w:tc>
         <w:tc>
           <w:tcPr>
-            <w:tcW w:w="4818" w:type="dxa"/>
+            <w:tcW w:w="4819" w:type="dxa"/>
             <w:tcBorders/>
           </w:tcPr>
           <w:p>
@@ -1578,20 +1609,24 @@
     </w:tbl>
     <w:p>
       <w:pPr>
-        <w:pStyle w:val="TextBody"/>
+        <w:pStyle w:val="BodyText"/>
         <w:spacing w:before="0" w:after="140"/>
         <w:rPr>
-          <w:b/>
           <w:b/>
           <w:bCs/>
         </w:rPr>
       </w:pPr>
       <w:r>
-        <w:rPr/>
+        <w:rPr>
+          <w:b/>
+          <w:bCs/>
+        </w:rPr>
       </w:r>
     </w:p>
     <w:sectPr>
-      <w:footerReference w:type="default" r:id="rId4"/>
+      <w:footerReference w:type="even" r:id="rId4"/>
+      <w:footerReference w:type="default" r:id="rId5"/>
+      <w:footerReference w:type="first" r:id="rId6"/>
       <w:type w:val="nextPage"/>
       <w:pgSz w:w="11906" w:h="16838"/>
       <w:pgMar w:left="1134" w:right="1134" w:gutter="0" w:header="0" w:top="1134" w:footer="1134" w:bottom="1693"/>
@@ -1605,7 +1640,106 @@
 </file>
 
 <file path=word/footer1.xml><?xml version="1.0" encoding="utf-8"?>
-<w:ftr xmlns:o="urn:schemas-microsoft-com:office:office" xmlns:r="http://schemas.openxmlformats.org/officeDocument/2006/relationships" xmlns:v="urn:schemas-microsoft-com:vml" xmlns:w="http://schemas.openxmlformats.org/wordprocessingml/2006/main" xmlns:w10="urn:schemas-microsoft-com:office:word" xmlns:wp="http://schemas.openxmlformats.org/drawingml/2006/wordprocessingDrawing" xmlns:wps="http://schemas.microsoft.com/office/word/2010/wordprocessingShape" xmlns:wpg="http://schemas.microsoft.com/office/word/2010/wordprocessingGroup" xmlns:mc="http://schemas.openxmlformats.org/markup-compatibility/2006" xmlns:wp14="http://schemas.microsoft.com/office/word/2010/wordprocessingDrawing" xmlns:w14="http://schemas.microsoft.com/office/word/2010/wordml" xmlns:w15="http://schemas.microsoft.com/office/word/2012/wordml" mc:Ignorable="w14 wp14 w15">
+<w:ftr xmlns:o="urn:schemas-microsoft-com:office:office" xmlns:r="http://schemas.openxmlformats.org/officeDocument/2006/relationships" xmlns:v="urn:schemas-microsoft-com:vml" xmlns:w="http://schemas.openxmlformats.org/wordprocessingml/2006/main" xmlns:w10="urn:schemas-microsoft-com:office:word" xmlns:wp="http://schemas.openxmlformats.org/drawingml/2006/wordprocessingDrawing" xmlns:pic="http://schemas.openxmlformats.org/drawingml/2006/picture" xmlns:wps="http://schemas.microsoft.com/office/word/2010/wordprocessingShape" xmlns:wpg="http://schemas.microsoft.com/office/word/2010/wordprocessingGroup" xmlns:mc="http://schemas.openxmlformats.org/markup-compatibility/2006" xmlns:wp14="http://schemas.microsoft.com/office/word/2010/wordprocessingDrawing" xmlns:w14="http://schemas.microsoft.com/office/word/2010/wordml" xmlns:w15="http://schemas.microsoft.com/office/word/2012/wordml" mc:Ignorable="w14 wp14 w15">
+  <w:p>
+    <w:pPr>
+      <w:pStyle w:val="Footer"/>
+      <w:rPr/>
+    </w:pPr>
+    <w:r>
+      <w:rPr/>
+    </w:r>
+  </w:p>
+</w:ftr>
+</file>
+
+<file path=word/footer2.xml><?xml version="1.0" encoding="utf-8"?>
+<w:ftr xmlns:o="urn:schemas-microsoft-com:office:office" xmlns:r="http://schemas.openxmlformats.org/officeDocument/2006/relationships" xmlns:v="urn:schemas-microsoft-com:vml" xmlns:w="http://schemas.openxmlformats.org/wordprocessingml/2006/main" xmlns:w10="urn:schemas-microsoft-com:office:word" xmlns:wp="http://schemas.openxmlformats.org/drawingml/2006/wordprocessingDrawing" xmlns:pic="http://schemas.openxmlformats.org/drawingml/2006/picture" xmlns:wps="http://schemas.microsoft.com/office/word/2010/wordprocessingShape" xmlns:wpg="http://schemas.microsoft.com/office/word/2010/wordprocessingGroup" xmlns:mc="http://schemas.openxmlformats.org/markup-compatibility/2006" xmlns:wp14="http://schemas.microsoft.com/office/word/2010/wordprocessingDrawing" xmlns:w14="http://schemas.microsoft.com/office/word/2010/wordml" xmlns:w15="http://schemas.microsoft.com/office/word/2012/wordml" mc:Ignorable="w14 wp14 w15">
+  <w:p>
+    <w:pPr>
+      <w:pStyle w:val="Footer"/>
+      <w:rPr/>
+    </w:pPr>
+    <w:r>
+      <w:rPr/>
+      <w:t xml:space="preserve">Pagina </w:t>
+    </w:r>
+    <w:r>
+      <w:rPr/>
+      <w:fldChar w:fldCharType="begin"/>
+    </w:r>
+    <w:r>
+      <w:rPr/>
+      <w:instrText xml:space="preserve"> PAGE </w:instrText>
+    </w:r>
+    <w:r>
+      <w:rPr/>
+      <w:fldChar w:fldCharType="separate"/>
+    </w:r>
+    <w:r>
+      <w:rPr/>
+      <w:t>1</w:t>
+    </w:r>
+    <w:r>
+      <w:rPr/>
+      <w:fldChar w:fldCharType="end"/>
+    </w:r>
+    <w:r>
+      <w:rPr/>
+      <w:t xml:space="preserve"> di </w:t>
+    </w:r>
+    <w:r>
+      <w:rPr/>
+      <w:fldChar w:fldCharType="begin"/>
+    </w:r>
+    <w:r>
+      <w:rPr/>
+      <w:instrText xml:space="preserve"> NUMPAGES </w:instrText>
+    </w:r>
+    <w:r>
+      <w:rPr/>
+      <w:fldChar w:fldCharType="separate"/>
+    </w:r>
+    <w:r>
+      <w:rPr/>
+      <w:t>1</w:t>
+    </w:r>
+    <w:r>
+      <w:rPr/>
+      <w:fldChar w:fldCharType="end"/>
+    </w:r>
+  </w:p>
+  <w:p>
+    <w:pPr>
+      <w:pStyle w:val="Footer"/>
+      <w:rPr/>
+    </w:pPr>
+    <w:r>
+      <w:rPr/>
+      <w:fldChar w:fldCharType="begin"/>
+    </w:r>
+    <w:r>
+      <w:rPr/>
+      <w:instrText xml:space="preserve"> FILENAME </w:instrText>
+    </w:r>
+    <w:r>
+      <w:rPr/>
+      <w:fldChar w:fldCharType="separate"/>
+    </w:r>
+    <w:r>
+      <w:rPr/>
+      <w:t>758_1PG10.docx</w:t>
+    </w:r>
+    <w:r>
+      <w:rPr/>
+      <w:fldChar w:fldCharType="end"/>
+    </w:r>
+  </w:p>
+</w:ftr>
+</file>
+
+<file path=word/footer3.xml><?xml version="1.0" encoding="utf-8"?>
+<w:ftr xmlns:o="urn:schemas-microsoft-com:office:office" xmlns:r="http://schemas.openxmlformats.org/officeDocument/2006/relationships" xmlns:v="urn:schemas-microsoft-com:vml" xmlns:w="http://schemas.openxmlformats.org/wordprocessingml/2006/main" xmlns:w10="urn:schemas-microsoft-com:office:word" xmlns:wp="http://schemas.openxmlformats.org/drawingml/2006/wordprocessingDrawing" xmlns:pic="http://schemas.openxmlformats.org/drawingml/2006/picture" xmlns:wps="http://schemas.microsoft.com/office/word/2010/wordprocessingShape" xmlns:wpg="http://schemas.microsoft.com/office/word/2010/wordprocessingGroup" xmlns:mc="http://schemas.openxmlformats.org/markup-compatibility/2006" xmlns:wp14="http://schemas.microsoft.com/office/word/2010/wordprocessingDrawing" xmlns:w14="http://schemas.microsoft.com/office/word/2010/wordml" xmlns:w15="http://schemas.microsoft.com/office/word/2012/wordml" mc:Ignorable="w14 wp14 w15">
   <w:p>
     <w:pPr>
       <w:pStyle w:val="Footer"/>
@@ -1697,12 +1831,12 @@
       <w:numFmt w:val="none"/>
       <w:suff w:val="nothing"/>
       <w:lvlText w:val=""/>
-      <w:lvlJc w:val="left"/>
+      <w:lvlJc w:val="start"/>
       <w:pPr>
         <w:tabs>
           <w:tab w:val="num" w:pos="0"/>
         </w:tabs>
-        <w:ind w:left="0" w:hanging="0"/>
+        <w:ind w:start="0" w:hanging="0"/>
       </w:pPr>
       <w:rPr/>
     </w:lvl>
@@ -1711,12 +1845,12 @@
       <w:numFmt w:val="none"/>
       <w:suff w:val="nothing"/>
       <w:lvlText w:val=""/>
-      <w:lvlJc w:val="left"/>
+      <w:lvlJc w:val="start"/>
       <w:pPr>
         <w:tabs>
           <w:tab w:val="num" w:pos="0"/>
         </w:tabs>
-        <w:ind w:left="0" w:hanging="0"/>
+        <w:ind w:start="0" w:hanging="0"/>
       </w:pPr>
       <w:rPr/>
     </w:lvl>
@@ -1725,12 +1859,12 @@
       <w:numFmt w:val="none"/>
       <w:suff w:val="nothing"/>
       <w:lvlText w:val=""/>
-      <w:lvlJc w:val="left"/>
+      <w:lvlJc w:val="start"/>
       <w:pPr>
         <w:tabs>
           <w:tab w:val="num" w:pos="0"/>
         </w:tabs>
-        <w:ind w:left="0" w:hanging="0"/>
+        <w:ind w:start="0" w:hanging="0"/>
       </w:pPr>
       <w:rPr/>
     </w:lvl>
@@ -1739,12 +1873,12 @@
       <w:numFmt w:val="none"/>
       <w:suff w:val="nothing"/>
       <w:lvlText w:val=""/>
-      <w:lvlJc w:val="left"/>
+      <w:lvlJc w:val="start"/>
       <w:pPr>
         <w:tabs>
           <w:tab w:val="num" w:pos="0"/>
         </w:tabs>
-        <w:ind w:left="0" w:hanging="0"/>
+        <w:ind w:start="0" w:hanging="0"/>
       </w:pPr>
       <w:rPr/>
     </w:lvl>
@@ -1753,12 +1887,12 @@
       <w:numFmt w:val="none"/>
       <w:suff w:val="nothing"/>
       <w:lvlText w:val=""/>
-      <w:lvlJc w:val="left"/>
+      <w:lvlJc w:val="start"/>
       <w:pPr>
         <w:tabs>
           <w:tab w:val="num" w:pos="0"/>
         </w:tabs>
-        <w:ind w:left="0" w:hanging="0"/>
+        <w:ind w:start="0" w:hanging="0"/>
       </w:pPr>
       <w:rPr/>
     </w:lvl>
@@ -1767,12 +1901,12 @@
       <w:numFmt w:val="none"/>
       <w:suff w:val="nothing"/>
       <w:lvlText w:val=""/>
-      <w:lvlJc w:val="left"/>
+      <w:lvlJc w:val="start"/>
       <w:pPr>
         <w:tabs>
           <w:tab w:val="num" w:pos="0"/>
         </w:tabs>
-        <w:ind w:left="0" w:hanging="0"/>
+        <w:ind w:start="0" w:hanging="0"/>
       </w:pPr>
       <w:rPr/>
     </w:lvl>
@@ -1781,12 +1915,12 @@
       <w:numFmt w:val="none"/>
       <w:suff w:val="nothing"/>
       <w:lvlText w:val=""/>
-      <w:lvlJc w:val="left"/>
+      <w:lvlJc w:val="start"/>
       <w:pPr>
         <w:tabs>
           <w:tab w:val="num" w:pos="0"/>
         </w:tabs>
-        <w:ind w:left="0" w:hanging="0"/>
+        <w:ind w:start="0" w:hanging="0"/>
       </w:pPr>
       <w:rPr/>
     </w:lvl>
@@ -1795,12 +1929,12 @@
       <w:numFmt w:val="none"/>
       <w:suff w:val="nothing"/>
       <w:lvlText w:val=""/>
-      <w:lvlJc w:val="left"/>
+      <w:lvlJc w:val="start"/>
       <w:pPr>
         <w:tabs>
           <w:tab w:val="num" w:pos="0"/>
         </w:tabs>
-        <w:ind w:left="0" w:hanging="0"/>
+        <w:ind w:start="0" w:hanging="0"/>
       </w:pPr>
       <w:rPr/>
     </w:lvl>
@@ -1809,12 +1943,12 @@
       <w:numFmt w:val="none"/>
       <w:suff w:val="nothing"/>
       <w:lvlText w:val=""/>
-      <w:lvlJc w:val="left"/>
+      <w:lvlJc w:val="start"/>
       <w:pPr>
         <w:tabs>
           <w:tab w:val="num" w:pos="0"/>
         </w:tabs>
-        <w:ind w:left="0" w:hanging="0"/>
+        <w:ind w:start="0" w:hanging="0"/>
       </w:pPr>
       <w:rPr/>
     </w:lvl>
@@ -1825,12 +1959,12 @@
       <w:numFmt w:val="none"/>
       <w:suff w:val="nothing"/>
       <w:lvlText w:val=""/>
-      <w:lvlJc w:val="left"/>
+      <w:lvlJc w:val="start"/>
       <w:pPr>
         <w:tabs>
           <w:tab w:val="num" w:pos="0"/>
         </w:tabs>
-        <w:ind w:left="0" w:hanging="0"/>
+        <w:ind w:start="0" w:hanging="0"/>
       </w:pPr>
     </w:lvl>
     <w:lvl w:ilvl="1">
@@ -1838,12 +1972,12 @@
       <w:numFmt w:val="none"/>
       <w:suff w:val="nothing"/>
       <w:lvlText w:val=""/>
-      <w:lvlJc w:val="left"/>
+      <w:lvlJc w:val="start"/>
       <w:pPr>
         <w:tabs>
           <w:tab w:val="num" w:pos="0"/>
         </w:tabs>
-        <w:ind w:left="0" w:hanging="0"/>
+        <w:ind w:start="0" w:hanging="0"/>
       </w:pPr>
     </w:lvl>
     <w:lvl w:ilvl="2">
@@ -1851,12 +1985,12 @@
       <w:numFmt w:val="none"/>
       <w:suff w:val="nothing"/>
       <w:lvlText w:val=""/>
-      <w:lvlJc w:val="left"/>
+      <w:lvlJc w:val="start"/>
       <w:pPr>
         <w:tabs>
           <w:tab w:val="num" w:pos="0"/>
         </w:tabs>
-        <w:ind w:left="0" w:hanging="0"/>
+        <w:ind w:start="0" w:hanging="0"/>
       </w:pPr>
     </w:lvl>
     <w:lvl w:ilvl="3">
@@ -1864,12 +1998,12 @@
       <w:numFmt w:val="none"/>
       <w:suff w:val="nothing"/>
       <w:lvlText w:val=""/>
-      <w:lvlJc w:val="left"/>
+      <w:lvlJc w:val="start"/>
       <w:pPr>
         <w:tabs>
           <w:tab w:val="num" w:pos="0"/>
         </w:tabs>
-        <w:ind w:left="0" w:hanging="0"/>
+        <w:ind w:start="0" w:hanging="0"/>
       </w:pPr>
     </w:lvl>
     <w:lvl w:ilvl="4">
@@ -1877,12 +2011,12 @@
       <w:numFmt w:val="none"/>
       <w:suff w:val="nothing"/>
       <w:lvlText w:val=""/>
-      <w:lvlJc w:val="left"/>
+      <w:lvlJc w:val="start"/>
       <w:pPr>
         <w:tabs>
           <w:tab w:val="num" w:pos="0"/>
         </w:tabs>
-        <w:ind w:left="0" w:hanging="0"/>
+        <w:ind w:start="0" w:hanging="0"/>
       </w:pPr>
     </w:lvl>
     <w:lvl w:ilvl="5">
@@ -1890,12 +2024,12 @@
       <w:numFmt w:val="none"/>
       <w:suff w:val="nothing"/>
       <w:lvlText w:val=""/>
-      <w:lvlJc w:val="left"/>
+      <w:lvlJc w:val="start"/>
       <w:pPr>
         <w:tabs>
           <w:tab w:val="num" w:pos="0"/>
         </w:tabs>
-        <w:ind w:left="0" w:hanging="0"/>
+        <w:ind w:start="0" w:hanging="0"/>
       </w:pPr>
     </w:lvl>
     <w:lvl w:ilvl="6">
@@ -1903,12 +2037,12 @@
       <w:numFmt w:val="none"/>
       <w:suff w:val="nothing"/>
       <w:lvlText w:val=""/>
-      <w:lvlJc w:val="left"/>
+      <w:lvlJc w:val="start"/>
       <w:pPr>
         <w:tabs>
           <w:tab w:val="num" w:pos="0"/>
         </w:tabs>
-        <w:ind w:left="0" w:hanging="0"/>
+        <w:ind w:start="0" w:hanging="0"/>
       </w:pPr>
     </w:lvl>
     <w:lvl w:ilvl="7">
@@ -1916,12 +2050,12 @@
       <w:numFmt w:val="none"/>
       <w:suff w:val="nothing"/>
       <w:lvlText w:val=""/>
-      <w:lvlJc w:val="left"/>
+      <w:lvlJc w:val="start"/>
       <w:pPr>
         <w:tabs>
           <w:tab w:val="num" w:pos="0"/>
         </w:tabs>
-        <w:ind w:left="0" w:hanging="0"/>
+        <w:ind w:start="0" w:hanging="0"/>
       </w:pPr>
     </w:lvl>
     <w:lvl w:ilvl="8">
@@ -1929,12 +2063,12 @@
       <w:numFmt w:val="none"/>
       <w:suff w:val="nothing"/>
       <w:lvlText w:val=""/>
-      <w:lvlJc w:val="left"/>
+      <w:lvlJc w:val="start"/>
       <w:pPr>
         <w:tabs>
           <w:tab w:val="num" w:pos="0"/>
         </w:tabs>
-        <w:ind w:left="0" w:hanging="0"/>
+        <w:ind w:start="0" w:hanging="0"/>
       </w:pPr>
     </w:lvl>
   </w:abstractNum>
@@ -1971,10 +2105,10 @@
     <w:pPr>
       <w:widowControl/>
       <w:suppressAutoHyphens w:val="true"/>
-      <w:overflowPunct w:val="false"/>
+      <w:overflowPunct w:val="true"/>
       <w:bidi w:val="0"/>
       <w:spacing w:before="0" w:after="0"/>
-      <w:jc w:val="left"/>
+      <w:jc w:val="start"/>
     </w:pPr>
     <w:rPr>
       <w:rFonts w:ascii="Liberation Serif" w:hAnsi="Liberation Serif" w:eastAsia="Noto Serif CJK SC" w:cs="Lohit Devanagari"/>
@@ -1986,9 +2120,9 @@
     </w:rPr>
   </w:style>
   <w:style w:type="paragraph" w:styleId="Heading3">
-    <w:name w:val="Heading 3"/>
-    <w:basedOn w:val="Titolo"/>
-    <w:next w:val="TextBody"/>
+    <w:name w:val="heading 3"/>
+    <w:basedOn w:val="Titolouser"/>
+    <w:next w:val="BodyText"/>
     <w:qFormat/>
     <w:pPr>
       <w:numPr>
@@ -2010,8 +2144,8 @@
     <w:qFormat/>
     <w:rPr/>
   </w:style>
-  <w:style w:type="character" w:styleId="CollegamentoInternet">
-    <w:name w:val="Collegamento Internet"/>
+  <w:style w:type="character" w:styleId="CollegamentoInternetuser">
+    <w:name w:val="Collegamento Internet (user)"/>
     <w:qFormat/>
     <w:rPr>
       <w:color w:val="000080"/>
@@ -2027,7 +2161,7 @@
       <w:color w:val="0000FF"/>
     </w:rPr>
   </w:style>
-  <w:style w:type="character" w:styleId="IstruzioniEG">
+  <w:style w:type="character" w:styleId="istruzioniEG">
     <w:name w:val="istruzioni EG"/>
     <w:qFormat/>
     <w:rPr>
@@ -2037,32 +2171,32 @@
       <w:szCs w:val="16"/>
     </w:rPr>
   </w:style>
-  <w:style w:type="character" w:styleId="Enfasiforte">
-    <w:name w:val="Enfasi forte"/>
+  <w:style w:type="character" w:styleId="Enfasiforteuser">
+    <w:name w:val="Enfasi forte (user)"/>
     <w:qFormat/>
     <w:rPr>
       <w:b/>
       <w:bCs/>
     </w:rPr>
   </w:style>
-  <w:style w:type="character" w:styleId="Caratteridinumerazione">
-    <w:name w:val="Caratteri di numerazione"/>
+  <w:style w:type="character" w:styleId="Caratteridinumerazioneuser">
+    <w:name w:val="Caratteri di numerazione (user)"/>
     <w:qFormat/>
     <w:rPr/>
   </w:style>
-  <w:style w:type="character" w:styleId="DatistampaunioneEG">
+  <w:style w:type="character" w:styleId="datistampaunioneEG">
     <w:name w:val="dati stampa unione EG"/>
     <w:qFormat/>
     <w:rPr>
       <w:color w:val="0000FF"/>
     </w:rPr>
   </w:style>
-  <w:style w:type="character" w:styleId="Capolettere">
-    <w:name w:val="Capolettere"/>
+  <w:style w:type="character" w:styleId="Capolettereuser">
+    <w:name w:val="Capolettere (user)"/>
     <w:qFormat/>
     <w:rPr/>
   </w:style>
-  <w:style w:type="character" w:styleId="InternetLink">
+  <w:style w:type="character" w:styleId="Hyperlink">
     <w:name w:val="Hyperlink"/>
     <w:rPr>
       <w:color w:val="000080"/>
@@ -2070,10 +2204,10 @@
       <w:lang w:val="zxx" w:eastAsia="zxx" w:bidi="zxx"/>
     </w:rPr>
   </w:style>
-  <w:style w:type="paragraph" w:styleId="Heading">
-    <w:name w:val="Heading"/>
+  <w:style w:type="paragraph" w:styleId="Titolo">
+    <w:name w:val="Titolo"/>
     <w:basedOn w:val="Normal"/>
-    <w:next w:val="TextBody"/>
+    <w:next w:val="BodyText"/>
     <w:qFormat/>
     <w:pPr>
       <w:keepNext w:val="true"/>
@@ -2085,7 +2219,7 @@
       <w:szCs w:val="28"/>
     </w:rPr>
   </w:style>
-  <w:style w:type="paragraph" w:styleId="TextBody">
+  <w:style w:type="paragraph" w:styleId="BodyText">
     <w:name w:val="Body Text"/>
     <w:basedOn w:val="Normal"/>
     <w:pPr>
@@ -2096,14 +2230,14 @@
   </w:style>
   <w:style w:type="paragraph" w:styleId="List">
     <w:name w:val="List"/>
-    <w:basedOn w:val="TextBody"/>
+    <w:basedOn w:val="BodyText"/>
     <w:pPr/>
     <w:rPr>
       <w:rFonts w:cs="Lohit Devanagari"/>
     </w:rPr>
   </w:style>
   <w:style w:type="paragraph" w:styleId="Caption">
-    <w:name w:val="Caption"/>
+    <w:name w:val="caption"/>
     <w:basedOn w:val="Normal"/>
     <w:qFormat/>
     <w:pPr>
@@ -2118,8 +2252,8 @@
       <w:szCs w:val="24"/>
     </w:rPr>
   </w:style>
-  <w:style w:type="paragraph" w:styleId="Index">
-    <w:name w:val="Index"/>
+  <w:style w:type="paragraph" w:styleId="Indice">
+    <w:name w:val="Indice"/>
     <w:basedOn w:val="Normal"/>
     <w:qFormat/>
     <w:pPr>
@@ -2130,10 +2264,10 @@
       <w:lang w:val="zxx" w:eastAsia="zxx" w:bidi="zxx"/>
     </w:rPr>
   </w:style>
-  <w:style w:type="paragraph" w:styleId="Titolo">
-    <w:name w:val="Titolo"/>
+  <w:style w:type="paragraph" w:styleId="Titolouser">
+    <w:name w:val="Titolo (user)"/>
     <w:basedOn w:val="Normal"/>
-    <w:next w:val="TextBody"/>
+    <w:next w:val="BodyText"/>
     <w:qFormat/>
     <w:pPr>
       <w:keepNext w:val="true"/>
@@ -2145,8 +2279,8 @@
       <w:szCs w:val="28"/>
     </w:rPr>
   </w:style>
-  <w:style w:type="paragraph" w:styleId="Indice">
-    <w:name w:val="Indice"/>
+  <w:style w:type="paragraph" w:styleId="Indiceuser">
+    <w:name w:val="Indice (user)"/>
     <w:basedOn w:val="Normal"/>
     <w:qFormat/>
     <w:pPr>
@@ -2156,8 +2290,8 @@
       <w:rFonts w:cs="Lohit Devanagari"/>
     </w:rPr>
   </w:style>
-  <w:style w:type="paragraph" w:styleId="Contenutotabella">
-    <w:name w:val="Contenuto tabella"/>
+  <w:style w:type="paragraph" w:styleId="Contenutotabellauser">
+    <w:name w:val="Contenuto tabella (user)"/>
     <w:basedOn w:val="Normal"/>
     <w:qFormat/>
     <w:pPr>
@@ -2166,9 +2300,9 @@
     </w:pPr>
     <w:rPr/>
   </w:style>
-  <w:style w:type="paragraph" w:styleId="Titolotabella">
-    <w:name w:val="Titolo tabella"/>
-    <w:basedOn w:val="Contenutotabella"/>
+  <w:style w:type="paragraph" w:styleId="Titolotabellauser">
+    <w:name w:val="Titolo tabella (user)"/>
+    <w:basedOn w:val="Contenutotabellauser"/>
     <w:qFormat/>
     <w:pPr>
       <w:suppressLineNumbers/>
@@ -2179,6 +2313,13 @@
       <w:bCs/>
     </w:rPr>
   </w:style>
+  <w:style w:type="paragraph" w:styleId="Intestazioneepidipaginauser">
+    <w:name w:val="Intestazione e piè di pagina (user)"/>
+    <w:basedOn w:val="Normal"/>
+    <w:qFormat/>
+    <w:pPr/>
+    <w:rPr/>
+  </w:style>
   <w:style w:type="paragraph" w:styleId="Intestazioneepidipagina">
     <w:name w:val="Intestazione e piè di pagina"/>
     <w:basedOn w:val="Normal"/>
@@ -2186,35 +2327,28 @@
     <w:pPr/>
     <w:rPr/>
   </w:style>
-  <w:style w:type="paragraph" w:styleId="HeaderandFooter">
-    <w:name w:val="Header and Footer"/>
-    <w:basedOn w:val="Normal"/>
-    <w:qFormat/>
-    <w:pPr/>
-    <w:rPr/>
-  </w:style>
   <w:style w:type="paragraph" w:styleId="Footer">
-    <w:name w:val="Footer"/>
-    <w:basedOn w:val="Intestazioneepidipagina"/>
+    <w:name w:val="footer"/>
+    <w:basedOn w:val="Intestazioneepidipaginauser"/>
     <w:pPr>
       <w:suppressLineNumbers/>
       <w:jc w:val="center"/>
     </w:pPr>
     <w:rPr/>
   </w:style>
-  <w:style w:type="paragraph" w:styleId="Pidipaginaasinistra">
-    <w:name w:val="Piè di pagina a sinistra"/>
+  <w:style w:type="paragraph" w:styleId="Pidipaginaasinistrauser">
+    <w:name w:val="Piè di pagina a sinistra (user)"/>
     <w:basedOn w:val="Footer"/>
     <w:qFormat/>
     <w:pPr>
       <w:suppressLineNumbers/>
-      <w:jc w:val="left"/>
+      <w:jc w:val="start"/>
     </w:pPr>
     <w:rPr/>
   </w:style>
   <w:style w:type="paragraph" w:styleId="Intestazionetabella">
     <w:name w:val="Intestazione tabella"/>
-    <w:basedOn w:val="Contenutotabella"/>
+    <w:basedOn w:val="Contenutotabellauser"/>
     <w:qFormat/>
     <w:pPr>
       <w:suppressLineNumbers/>
@@ -2225,13 +2359,119 @@
       <w:sz w:val="20"/>
     </w:rPr>
   </w:style>
-  <w:style w:type="numbering" w:styleId="Punto">
-    <w:name w:val="Punto •"/>
+  <w:style w:type="numbering" w:styleId="Puntouser">
+    <w:name w:val="Punto • (user)"/>
     <w:qFormat/>
   </w:style>
-  <w:style w:type="numbering" w:styleId="Numerazioneabc">
-    <w:name w:val="Numerazione abc"/>
+  <w:style w:type="numbering" w:styleId="Numerazioneabcuser">
+    <w:name w:val="Numerazione abc (user)"/>
     <w:qFormat/>
   </w:style>
 </w:styles>
+</file>
+
+<file path=word/theme/theme1.xml><?xml version="1.0" encoding="utf-8"?>
+<a:theme xmlns:a="http://schemas.openxmlformats.org/drawingml/2006/main" xmlns:r="http://schemas.openxmlformats.org/officeDocument/2006/relationships" name="Office">
+  <a:themeElements>
+    <a:clrScheme name="LibreOffice">
+      <a:dk1>
+        <a:srgbClr val="000000"/>
+      </a:dk1>
+      <a:lt1>
+        <a:srgbClr val="ffffff"/>
+      </a:lt1>
+      <a:dk2>
+        <a:srgbClr val="000000"/>
+      </a:dk2>
+      <a:lt2>
+        <a:srgbClr val="ffffff"/>
+      </a:lt2>
+      <a:accent1>
+        <a:srgbClr val="18a303"/>
+      </a:accent1>
+      <a:accent2>
+        <a:srgbClr val="0369a3"/>
+      </a:accent2>
+      <a:accent3>
+        <a:srgbClr val="a33e03"/>
+      </a:accent3>
+      <a:accent4>
+        <a:srgbClr val="8e03a3"/>
+      </a:accent4>
+      <a:accent5>
+        <a:srgbClr val="c99c00"/>
+      </a:accent5>
+      <a:accent6>
+        <a:srgbClr val="c9211e"/>
+      </a:accent6>
+      <a:hlink>
+        <a:srgbClr val="0000ee"/>
+      </a:hlink>
+      <a:folHlink>
+        <a:srgbClr val="551a8b"/>
+      </a:folHlink>
+    </a:clrScheme>
+    <a:fontScheme name="Office">
+      <a:majorFont>
+        <a:latin typeface="Arial" pitchFamily="0" charset="1"/>
+        <a:ea typeface="DejaVu Sans" pitchFamily="0" charset="1"/>
+        <a:cs typeface="DejaVu Sans" pitchFamily="0" charset="1"/>
+      </a:majorFont>
+      <a:minorFont>
+        <a:latin typeface="Arial" pitchFamily="0" charset="1"/>
+        <a:ea typeface="DejaVu Sans" pitchFamily="0" charset="1"/>
+        <a:cs typeface="DejaVu Sans" pitchFamily="0" charset="1"/>
+      </a:minorFont>
+    </a:fontScheme>
+    <a:fmtScheme>
+      <a:fillStyleLst>
+        <a:solidFill>
+          <a:schemeClr val="phClr"/>
+        </a:solidFill>
+        <a:solidFill>
+          <a:schemeClr val="phClr"/>
+        </a:solidFill>
+        <a:solidFill>
+          <a:schemeClr val="phClr"/>
+        </a:solidFill>
+      </a:fillStyleLst>
+      <a:lnStyleLst>
+        <a:ln w="6350" cap="flat" cmpd="sng" algn="ctr">
+          <a:prstDash val="solid"/>
+          <a:miter/>
+        </a:ln>
+        <a:ln w="6350" cap="flat" cmpd="sng" algn="ctr">
+          <a:prstDash val="solid"/>
+          <a:miter/>
+        </a:ln>
+        <a:ln w="6350" cap="flat" cmpd="sng" algn="ctr">
+          <a:prstDash val="solid"/>
+          <a:miter/>
+        </a:ln>
+      </a:lnStyleLst>
+      <a:effectStyleLst>
+        <a:effectStyle>
+          <a:effectLst/>
+        </a:effectStyle>
+        <a:effectStyle>
+          <a:effectLst/>
+        </a:effectStyle>
+        <a:effectStyle>
+          <a:effectLst/>
+        </a:effectStyle>
+      </a:effectStyleLst>
+      <a:bgFillStyleLst>
+        <a:solidFill>
+          <a:schemeClr val="phClr"/>
+        </a:solidFill>
+        <a:solidFill>
+          <a:schemeClr val="phClr"/>
+        </a:solidFill>
+        <a:solidFill>
+          <a:schemeClr val="phClr"/>
+        </a:solidFill>
+      </a:bgFillStyleLst>
+    </a:fmtScheme>
+  </a:themeElements>
+</a:theme>
 </file>